--- a/Gavrilov_Evgenii_lb5/Gavrilov_Evgenii_lb5.docx
+++ b/Gavrilov_Evgenii_lb5/Gavrilov_Evgenii_lb5.docx
@@ -1439,55 +1439,7 @@
           <w:szCs w:val="28"/>
           <w:lang w:val="zxx" w:eastAsia="zxx" w:bidi="zxx"/>
         </w:rPr>
-        <w:t xml:space="preserve">Алгоритм использует бор </w:t>
-      </w:r>
-      <w:r>
-        <w:rPr>
-          <w:sz w:val="28"/>
-          <w:szCs w:val="28"/>
-          <w:lang w:val="zxx" w:eastAsia="zxx" w:bidi="zxx"/>
-        </w:rPr>
-        <w:t>(Trie), составленный из набора образцов</w:t>
-      </w:r>
-      <w:r>
-        <w:rPr>
-          <w:sz w:val="28"/>
-          <w:szCs w:val="28"/>
-          <w:lang w:val="zxx" w:eastAsia="zxx" w:bidi="zxx"/>
-        </w:rPr>
-        <w:t xml:space="preserve">, дополненный суффиксными ссылками (поле suff) и </w:t>
-      </w:r>
-      <w:r>
-        <w:rPr>
-          <w:sz w:val="28"/>
-          <w:szCs w:val="28"/>
-          <w:lang w:val="zxx" w:eastAsia="zxx" w:bidi="zxx"/>
-        </w:rPr>
-        <w:t xml:space="preserve">конечными </w:t>
-      </w:r>
-      <w:r>
-        <w:rPr>
-          <w:sz w:val="28"/>
-          <w:szCs w:val="28"/>
-          <w:lang w:val="zxx" w:eastAsia="zxx" w:bidi="zxx"/>
-        </w:rPr>
-        <w:t xml:space="preserve">ссылками (поле exit). Суффиксные и </w:t>
-      </w:r>
-      <w:r>
-        <w:rPr>
-          <w:sz w:val="28"/>
-          <w:szCs w:val="28"/>
-          <w:lang w:val="zxx" w:eastAsia="zxx" w:bidi="zxx"/>
-        </w:rPr>
-        <w:t xml:space="preserve">конечные </w:t>
-      </w:r>
-      <w:r>
-        <w:rPr>
-          <w:sz w:val="28"/>
-          <w:szCs w:val="28"/>
-          <w:lang w:val="zxx" w:eastAsia="zxx" w:bidi="zxx"/>
-        </w:rPr>
-        <w:t>ссылки строятся функцией _build_automaton() после того, как образцы набора добавлены в бор функцией _add_word(word, wordIndex).</w:t>
+        <w:t>Алгоритм использует бор (Trie), составленный из набора образцов, дополненный суффиксными ссылками (поле suff) и конечными ссылками (поле exit). Суффиксные и конечные ссылки строятся функцией _build_automaton() после того, как образцы набора добавлены в бор функцией _add_pattern(pattern, patternIndex).</w:t>
       </w:r>
     </w:p>
     <w:p>
@@ -1537,55 +1489,7 @@
           <w:szCs w:val="28"/>
           <w:lang w:val="zxx" w:eastAsia="zxx" w:bidi="zxx"/>
         </w:rPr>
-        <w:t>Для решения зада</w:t>
-      </w:r>
-      <w:r>
-        <w:rPr>
-          <w:sz w:val="28"/>
-          <w:szCs w:val="28"/>
-          <w:lang w:val="zxx" w:eastAsia="zxx" w:bidi="zxx"/>
-        </w:rPr>
-        <w:t>ния</w:t>
-      </w:r>
-      <w:r>
-        <w:rPr>
-          <w:sz w:val="28"/>
-          <w:szCs w:val="28"/>
-          <w:lang w:val="zxx" w:eastAsia="zxx" w:bidi="zxx"/>
-        </w:rPr>
-        <w:t xml:space="preserve"> 1 (точный поиск набора образцов) реализована </w:t>
-      </w:r>
-      <w:r>
-        <w:rPr>
-          <w:sz w:val="28"/>
-          <w:szCs w:val="28"/>
-          <w:lang w:val="zxx" w:eastAsia="zxx" w:bidi="zxx"/>
-        </w:rPr>
-        <w:t>программа</w:t>
-      </w:r>
-      <w:r>
-        <w:rPr>
-          <w:sz w:val="28"/>
-          <w:szCs w:val="28"/>
-          <w:lang w:val="zxx" w:eastAsia="zxx" w:bidi="zxx"/>
-        </w:rPr>
-        <w:t xml:space="preserve">, которая считывает из стандартного ввода текст text, количество образцов n и сами образцы, строит на их основе автомат Ахо-Корасик (класс Trie), вызывает </w:t>
-      </w:r>
-      <w:r>
-        <w:rPr>
-          <w:sz w:val="28"/>
-          <w:szCs w:val="28"/>
-          <w:lang w:val="zxx" w:eastAsia="zxx" w:bidi="zxx"/>
-        </w:rPr>
-        <w:t>на нем</w:t>
-      </w:r>
-      <w:r>
-        <w:rPr>
-          <w:sz w:val="28"/>
-          <w:szCs w:val="28"/>
-          <w:lang w:val="zxx" w:eastAsia="zxx" w:bidi="zxx"/>
-        </w:rPr>
-        <w:t xml:space="preserve"> search(text) для получения списка вхождений, сортирует список по возрастанию позиции вхождения, а при равных позициях — по возрастанию номера образца, и выводит результат.</w:t>
+        <w:t>Для решения задания 1 (точный поиск набора образцов) реализована программа, которая считывает из стандартного ввода текст text, количество образцов n и сами образцы, строит на их основе автомат Ахо-Корасик (класс Trie), вызывает на нем search(text) для получения списка вхождений, сортирует список по возрастанию позиции вхождения, а при равных позициях — по возрастанию номера образца, и выводит результат.</w:t>
       </w:r>
     </w:p>
     <w:p>
@@ -1615,7 +1519,7 @@
           <w:szCs w:val="28"/>
           <w:lang w:val="zxx" w:eastAsia="zxx" w:bidi="zxx"/>
         </w:rPr>
-        <w:t>Описание функции _add_word(word: str, wordIndex: int) -&gt; None</w:t>
+        <w:t>Описание функции _add_pattern(pattern: str, patternIndex: int) -&gt; None</w:t>
       </w:r>
     </w:p>
     <w:p>
@@ -1645,7 +1549,7 @@
           <w:szCs w:val="28"/>
           <w:lang w:val="zxx" w:eastAsia="zxx" w:bidi="zxx"/>
         </w:rPr>
-        <w:t>На вход подаются строка word — добавляемый образец, и его порядковый номер wordIndex (нумерация образцов внутри программы начинается с нуля). Обход начинается с текущего узла current, равного корню бора root. Далее последовательно, по одному символу char, происходит проход по строке word: если у текущего узла нет дочернего узла для символа char, создаётся новый узел TrieNode и добавляется в словарь children текущего узла; после этого current смещается в найденный (или только что созданный) дочерний узел. По окончании обработки всех символов строки word текущий узел помечается терминальным (isTerminal = True), в него записываются длина добавленного образца (wordLen) и его номер (wordIndex).</w:t>
+        <w:t>На вход подаются строка pattern — добавляемый образец, и его порядковый номер patternIndex (нумерация образцов внутри программы начинается с нуля). Обход начинается с текущего узла current, равного корню бора root. Далее последовательно, по одному символу char, происходит проход по строке pattern: если у текущего узла нет дочернего узла для символа char, создаётся новый узел TrieNode и добавляется в словарь children текущего узла; после этого current смещается в найденный (или только что созданный) дочерний узел. По окончании обработки всех символов строки pattern текущий узел помечается терминальным (isTerminal = True), в него записываются длина добавленного образца (patternLen) и его номер (patternIndex).</w:t>
       </w:r>
     </w:p>
     <w:p>
@@ -2221,7 +2125,7 @@
           <w:szCs w:val="28"/>
           <w:lang w:val="zxx" w:eastAsia="zxx" w:bidi="zxx"/>
         </w:rPr>
-        <w:t>если получившийся узел current терминальный, значит найдено вхождение образца, заканчивающееся в позиции i; начальная позиция вхождения вычисляется как start_pos = i - current.wordLen + 2 (с учётом того, что нумерация позиций в тексте ведётся с единицы), и в список result добавляется пара (start_pos, current.wordIndex + 1);</w:t>
+        <w:t>если получившийся узел current терминальный, значит найдено вхождение образца, заканчивающееся в позиции i; начальная позиция вхождения вычисляется как start_pos = i - current.patternLen + 2 (с учётом того, что нумерация позиций в тексте ведётся с единицы), и в список result добавляется пара (start_pos, current.patternIndex + 1);</w:t>
       </w:r>
     </w:p>
     <w:p>
@@ -2353,9 +2257,46 @@
           <w:szCs w:val="28"/>
           <w:lang w:val="zxx" w:eastAsia="zxx" w:bidi="zxx"/>
         </w:rPr>
-        <w:t xml:space="preserve">Из стандартного ввода считываются: строка text, целое число n — количество образцов, и n строк — сами образцы patterns. На основе списка patterns создаётся экземпляр класса Trie, конструктор которого вызывает buildTrie(): все образцы добавляются в бор функцией _add_word(), после чего строится автомат функцией _build_automaton(). Вызывается search(text) для получения списка найденных вхождений results, который сортируется по возрастанию позиции, а при равных позициях — по возрастанию номера образца. </w:t>
-      </w:r>
-      <w:r>
+        <w:t>Из стандартного ввода считываются: строка text, целое число n — количество образцов, и n строк — сами образцы patterns. На основе списка patterns создаётся экземпляр класса Trie, конструктор которого вызывает buildTrie(): все образцы добавляются в бор функцией _add_pattern(), после чего строится автомат функцией _build_automaton(). Вызывается search(text) для получения списка найденных вхождений results, который сортируется по возрастанию позиции, а при равных позициях — по возрастанию номера образца. В конце концов, стандартный вывод построчно печатаются пары значений (позиция, номер образца) из отсортированного списка.</w:t>
+      </w:r>
+    </w:p>
+    <w:p>
+      <w:pPr>
+        <w:pStyle w:val="ListParagraph"/>
+        <w:spacing w:lineRule="auto" w:line="360" w:before="0" w:after="0"/>
+        <w:ind w:firstLine="720" w:start="0"/>
+        <w:contextualSpacing w:val="false"/>
+        <w:jc w:val="both"/>
+        <w:rPr>
+          <w:b w:val="false"/>
+          <w:bCs w:val="false"/>
+          <w:i/>
+          <w:iCs/>
+          <w:sz w:val="28"/>
+          <w:szCs w:val="28"/>
+          <w:lang w:val="zxx" w:eastAsia="zxx" w:bidi="zxx"/>
+        </w:rPr>
+      </w:pPr>
+      <w:r>
+        <w:rPr>
+          <w:b w:val="false"/>
+          <w:bCs w:val="false"/>
+          <w:i/>
+          <w:iCs/>
+          <w:sz w:val="28"/>
+          <w:szCs w:val="28"/>
+          <w:lang w:val="zxx" w:eastAsia="zxx" w:bidi="zxx"/>
+        </w:rPr>
+        <w:t>Задание 2</w:t>
+      </w:r>
+    </w:p>
+    <w:p>
+      <w:pPr>
+        <w:pStyle w:val="ListParagraph"/>
+        <w:spacing w:lineRule="auto" w:line="360" w:before="0" w:after="0"/>
+        <w:ind w:firstLine="720" w:start="0"/>
+        <w:contextualSpacing w:val="false"/>
+        <w:jc w:val="both"/>
         <w:rPr>
           <w:b w:val="false"/>
           <w:bCs w:val="false"/>
@@ -2365,8 +2306,7 @@
           <w:szCs w:val="28"/>
           <w:lang w:val="zxx" w:eastAsia="zxx" w:bidi="zxx"/>
         </w:rPr>
-        <w:t>В конце концов,</w:t>
-      </w:r>
+      </w:pPr>
       <w:r>
         <w:rPr>
           <w:b w:val="false"/>
@@ -2377,7 +2317,277 @@
           <w:szCs w:val="28"/>
           <w:lang w:val="zxx" w:eastAsia="zxx" w:bidi="zxx"/>
         </w:rPr>
-        <w:t xml:space="preserve"> стандартный вывод построчно печатаются пары значений (позиция, номер образца) из отсортированного списка.</w:t>
+        <w:t>Для выполнения задания 2 дополнительно реализована функция buildFromPattern(pattern: str, wildcard: str) и внесены изменения в search(text: str), main().</w:t>
+      </w:r>
+    </w:p>
+    <w:p>
+      <w:pPr>
+        <w:pStyle w:val="ListParagraph"/>
+        <w:spacing w:lineRule="auto" w:line="360" w:before="0" w:after="0"/>
+        <w:ind w:firstLine="720" w:start="0"/>
+        <w:contextualSpacing w:val="false"/>
+        <w:jc w:val="both"/>
+        <w:rPr>
+          <w:b/>
+          <w:bCs/>
+          <w:i w:val="false"/>
+          <w:iCs w:val="false"/>
+          <w:sz w:val="28"/>
+          <w:szCs w:val="28"/>
+          <w:lang w:val="zxx" w:eastAsia="zxx" w:bidi="zxx"/>
+        </w:rPr>
+      </w:pPr>
+      <w:r>
+        <w:rPr>
+          <w:b/>
+          <w:bCs/>
+          <w:i w:val="false"/>
+          <w:iCs w:val="false"/>
+          <w:sz w:val="28"/>
+          <w:szCs w:val="28"/>
+          <w:lang w:val="zxx" w:eastAsia="zxx" w:bidi="zxx"/>
+        </w:rPr>
+        <w:t>Описание функции buildFromPattern(pattern: str, wildcard: str)</w:t>
+      </w:r>
+    </w:p>
+    <w:p>
+      <w:pPr>
+        <w:pStyle w:val="ListParagraph"/>
+        <w:spacing w:lineRule="auto" w:line="360" w:before="0" w:after="0"/>
+        <w:ind w:firstLine="720" w:start="0"/>
+        <w:contextualSpacing w:val="false"/>
+        <w:jc w:val="both"/>
+        <w:rPr>
+          <w:b w:val="false"/>
+          <w:bCs w:val="false"/>
+          <w:i w:val="false"/>
+          <w:iCs w:val="false"/>
+          <w:sz w:val="28"/>
+          <w:szCs w:val="28"/>
+          <w:lang w:val="zxx" w:eastAsia="zxx" w:bidi="zxx"/>
+        </w:rPr>
+      </w:pPr>
+      <w:r>
+        <w:rPr>
+          <w:b w:val="false"/>
+          <w:bCs w:val="false"/>
+          <w:i w:val="false"/>
+          <w:iCs w:val="false"/>
+          <w:sz w:val="28"/>
+          <w:szCs w:val="28"/>
+          <w:lang w:val="zxx" w:eastAsia="zxx" w:bidi="zxx"/>
+        </w:rPr>
+        <w:t>На вход подаются строка pattern — образец с джокерами, и строка wildcard, содержащая символ джокера. Образец pattern разбивается по вхождениям джокера на список частей parts (используется стандартное разбиение строки — split(wildcard)). В поле patternLen класса Trie записывается длина всего образца pattern вместе с джокерами, а в поле patternCount — количество непустых частей, то есть число сплошных (не разделённых джокером) участков образца, каждый из которых предстоит искать как самостоятельное слово в тексте.</w:t>
+      </w:r>
+    </w:p>
+    <w:p>
+      <w:pPr>
+        <w:pStyle w:val="ListParagraph"/>
+        <w:spacing w:lineRule="auto" w:line="360" w:before="0" w:after="0"/>
+        <w:ind w:firstLine="720" w:start="0"/>
+        <w:contextualSpacing w:val="false"/>
+        <w:jc w:val="both"/>
+        <w:rPr>
+          <w:b w:val="false"/>
+          <w:bCs w:val="false"/>
+          <w:i w:val="false"/>
+          <w:iCs w:val="false"/>
+          <w:sz w:val="28"/>
+          <w:szCs w:val="28"/>
+          <w:lang w:val="zxx" w:eastAsia="zxx" w:bidi="zxx"/>
+        </w:rPr>
+      </w:pPr>
+      <w:r>
+        <w:rPr>
+          <w:b w:val="false"/>
+          <w:bCs w:val="false"/>
+          <w:i w:val="false"/>
+          <w:iCs w:val="false"/>
+          <w:sz w:val="28"/>
+          <w:szCs w:val="28"/>
+          <w:lang w:val="zxx" w:eastAsia="zxx" w:bidi="zxx"/>
+        </w:rPr>
+        <w:t>Далее для каждой непустой части part из списка parts она добавляется в бор функцией _add_pattern(part, pos), где pos — позиция начала данной части внутри исходного образца pattern; эта позиция накапливается по мере перебора частей с учётом длины джокера между ними (pos += len(part) + len(wildcard)). Позиция pos сохраняется в списке patternStarts соответствующего терминального узла — список используется, а не одно значение, поскольку одинаковые по содержанию части образца, стоящие на разных позициях, соответствуют одному и тому же узлу бора. После добавления всех частей вызывается _build_automaton() для построения автомата, — таким образом, поиск образца с джокерами сводится к множественному поиску его сплошных частей.</w:t>
+      </w:r>
+    </w:p>
+    <w:p>
+      <w:pPr>
+        <w:pStyle w:val="ListParagraph"/>
+        <w:spacing w:lineRule="auto" w:line="360" w:before="0" w:after="0"/>
+        <w:ind w:firstLine="720" w:start="0"/>
+        <w:contextualSpacing w:val="false"/>
+        <w:jc w:val="both"/>
+        <w:rPr>
+          <w:b/>
+          <w:bCs/>
+          <w:i w:val="false"/>
+          <w:iCs w:val="false"/>
+          <w:sz w:val="28"/>
+          <w:szCs w:val="28"/>
+          <w:lang w:val="zxx" w:eastAsia="zxx" w:bidi="zxx"/>
+        </w:rPr>
+      </w:pPr>
+      <w:r>
+        <w:rPr>
+          <w:b/>
+          <w:bCs/>
+          <w:i w:val="false"/>
+          <w:iCs w:val="false"/>
+          <w:sz w:val="28"/>
+          <w:szCs w:val="28"/>
+          <w:lang w:val="zxx" w:eastAsia="zxx" w:bidi="zxx"/>
+        </w:rPr>
+        <w:t>Описание функции search(text: str) -&gt; List[int]</w:t>
+      </w:r>
+    </w:p>
+    <w:p>
+      <w:pPr>
+        <w:pStyle w:val="ListParagraph"/>
+        <w:spacing w:lineRule="auto" w:line="360" w:before="0" w:after="0"/>
+        <w:ind w:firstLine="720" w:start="0"/>
+        <w:contextualSpacing w:val="false"/>
+        <w:jc w:val="both"/>
+        <w:rPr>
+          <w:b w:val="false"/>
+          <w:bCs w:val="false"/>
+          <w:i w:val="false"/>
+          <w:iCs w:val="false"/>
+          <w:sz w:val="28"/>
+          <w:szCs w:val="28"/>
+          <w:lang w:val="zxx" w:eastAsia="zxx" w:bidi="zxx"/>
+        </w:rPr>
+      </w:pPr>
+      <w:r>
+        <w:rPr>
+          <w:b w:val="false"/>
+          <w:bCs w:val="false"/>
+          <w:i w:val="false"/>
+          <w:iCs w:val="false"/>
+          <w:sz w:val="28"/>
+          <w:szCs w:val="28"/>
+          <w:lang w:val="zxx" w:eastAsia="zxx" w:bidi="zxx"/>
+        </w:rPr>
+        <w:t>Функция построена на основе базового алгоритма Ахо-Корасик: переход по автомату при обработке каждого символа текста выполняется так же, как и в search() задания 1 (с откатом по суффиксным ссылкам). Отличие состоит в том, что вместо непосредственного сохранения каждого найденного вхождения части образца как отдельного результата функция подсчитывает потенциальные совпадения полного образца с джокерами в массиве match_count размера len(text) + 1, изначально заполненном нулями.</w:t>
+      </w:r>
+    </w:p>
+    <w:p>
+      <w:pPr>
+        <w:pStyle w:val="ListParagraph"/>
+        <w:spacing w:lineRule="auto" w:line="360" w:before="0" w:after="0"/>
+        <w:ind w:firstLine="720" w:start="0"/>
+        <w:contextualSpacing w:val="false"/>
+        <w:jc w:val="both"/>
+        <w:rPr>
+          <w:b w:val="false"/>
+          <w:bCs w:val="false"/>
+          <w:i w:val="false"/>
+          <w:iCs w:val="false"/>
+          <w:sz w:val="28"/>
+          <w:szCs w:val="28"/>
+          <w:lang w:val="zxx" w:eastAsia="zxx" w:bidi="zxx"/>
+        </w:rPr>
+      </w:pPr>
+      <w:r>
+        <w:rPr>
+          <w:b w:val="false"/>
+          <w:bCs w:val="false"/>
+          <w:i w:val="false"/>
+          <w:iCs w:val="false"/>
+          <w:sz w:val="28"/>
+          <w:szCs w:val="28"/>
+          <w:lang w:val="zxx" w:eastAsia="zxx" w:bidi="zxx"/>
+        </w:rPr>
+        <w:t>После перехода в очередной узел current для очередного символа текста с индексом i организуется проход по цепочке узлов, начиная с current и далее по исходящим ссылкам node.exit, пока не будет достигнут корень или None. Для каждого терминального узла node на этом пути и для каждой сохранённой в нём позиции part_start из списка patternStarts вычисляется кандидат на позицию начала полного образца в тексте: start = i - node.patternLen - part_start + 2. Если полученная позиция start попадает в допустимый диапазон [1, len(text) - patternLen + 1] (то есть образец целиком помещается в текст, начиная с этой позиции), значение match_count[start] увеличивается на единицу.</w:t>
+      </w:r>
+    </w:p>
+    <w:p>
+      <w:pPr>
+        <w:pStyle w:val="ListParagraph"/>
+        <w:spacing w:lineRule="auto" w:line="360" w:before="0" w:after="0"/>
+        <w:ind w:firstLine="720" w:start="0"/>
+        <w:contextualSpacing w:val="false"/>
+        <w:jc w:val="both"/>
+        <w:rPr>
+          <w:b w:val="false"/>
+          <w:bCs w:val="false"/>
+          <w:i w:val="false"/>
+          <w:iCs w:val="false"/>
+          <w:sz w:val="28"/>
+          <w:szCs w:val="28"/>
+          <w:lang w:val="zxx" w:eastAsia="zxx" w:bidi="zxx"/>
+        </w:rPr>
+      </w:pPr>
+      <w:r>
+        <w:rPr>
+          <w:b w:val="false"/>
+          <w:bCs w:val="false"/>
+          <w:i w:val="false"/>
+          <w:iCs w:val="false"/>
+          <w:sz w:val="28"/>
+          <w:szCs w:val="28"/>
+          <w:lang w:val="zxx" w:eastAsia="zxx" w:bidi="zxx"/>
+        </w:rPr>
+        <w:t>После обработки всей строки текста выполняется итоговый проход по всем позициям от 1 до len(text): если для позиции i накопленное число совпадений match_count[i] равно общему числу непустых частей образца patternCount, значит все части образца найдены на своих ожидаемых относительных местах, а следовательно, весь образец с джокерами (с учётом любых символов на местах джокеров) начинается в тексте с позиции i. Такая позиция добавляется в список result, который возвращается функцией по завершении обработки.</w:t>
+      </w:r>
+    </w:p>
+    <w:p>
+      <w:pPr>
+        <w:pStyle w:val="ListParagraph"/>
+        <w:spacing w:lineRule="auto" w:line="360" w:before="0" w:after="0"/>
+        <w:ind w:firstLine="720" w:start="0"/>
+        <w:contextualSpacing w:val="false"/>
+        <w:jc w:val="both"/>
+        <w:rPr>
+          <w:b/>
+          <w:bCs/>
+          <w:i w:val="false"/>
+          <w:iCs w:val="false"/>
+          <w:sz w:val="28"/>
+          <w:szCs w:val="28"/>
+          <w:lang w:val="zxx" w:eastAsia="zxx" w:bidi="zxx"/>
+        </w:rPr>
+      </w:pPr>
+      <w:r>
+        <w:rPr>
+          <w:b/>
+          <w:bCs/>
+          <w:i w:val="false"/>
+          <w:iCs w:val="false"/>
+          <w:sz w:val="28"/>
+          <w:szCs w:val="28"/>
+          <w:lang w:val="zxx" w:eastAsia="zxx" w:bidi="zxx"/>
+        </w:rPr>
+        <w:t>Описание функции main()</w:t>
+      </w:r>
+    </w:p>
+    <w:p>
+      <w:pPr>
+        <w:pStyle w:val="ListParagraph"/>
+        <w:spacing w:lineRule="auto" w:line="360" w:before="0" w:after="0"/>
+        <w:ind w:firstLine="720" w:start="0"/>
+        <w:contextualSpacing w:val="false"/>
+        <w:jc w:val="both"/>
+        <w:rPr>
+          <w:b w:val="false"/>
+          <w:bCs w:val="false"/>
+          <w:i w:val="false"/>
+          <w:iCs w:val="false"/>
+          <w:sz w:val="28"/>
+          <w:szCs w:val="28"/>
+          <w:lang w:val="zxx" w:eastAsia="zxx" w:bidi="zxx"/>
+        </w:rPr>
+      </w:pPr>
+      <w:r>
+        <w:rPr>
+          <w:b w:val="false"/>
+          <w:bCs w:val="false"/>
+          <w:i w:val="false"/>
+          <w:iCs w:val="false"/>
+          <w:sz w:val="28"/>
+          <w:szCs w:val="28"/>
+          <w:lang w:val="zxx" w:eastAsia="zxx" w:bidi="zxx"/>
+        </w:rPr>
+        <w:t>Из стандартного ввода считываются строка text, строка pattern (образец с джокером) и строка wildcard (символ джокера). Создаётся пустой экземпляр класса Trie, для которого вызывается buildFromPattern(pattern, wildcard): образец разбивается на части, и по ним строится автомат. Затем вызывается search(text), возвращающая список позиций всех полных вхождений образца, который построчно печатается в стандартный вывод.</w:t>
       </w:r>
     </w:p>
     <w:p>
@@ -2407,7 +2617,7 @@
           <w:szCs w:val="28"/>
           <w:lang w:val="zxx" w:eastAsia="zxx" w:bidi="zxx"/>
         </w:rPr>
-        <w:t>Задание 2</w:t>
+        <w:t>Задание 3</w:t>
       </w:r>
     </w:p>
     <w:p>
@@ -2437,9 +2647,46 @@
           <w:szCs w:val="28"/>
           <w:lang w:val="zxx" w:eastAsia="zxx" w:bidi="zxx"/>
         </w:rPr>
-        <w:t xml:space="preserve">Для выполнения задания 2 дополнительно реализована функция buildFromPattern(pattern: str, wildcard: str) </w:t>
-      </w:r>
-      <w:r>
+        <w:t>Для выполнения задания 3 дополнительно к программе 1 задания реализованы функции countNodes() и findOverlappingMatches(matches), а также внесены коррективы в main().</w:t>
+      </w:r>
+    </w:p>
+    <w:p>
+      <w:pPr>
+        <w:pStyle w:val="ListParagraph"/>
+        <w:spacing w:lineRule="auto" w:line="360" w:before="0" w:after="0"/>
+        <w:ind w:firstLine="720" w:start="0"/>
+        <w:contextualSpacing w:val="false"/>
+        <w:jc w:val="both"/>
+        <w:rPr>
+          <w:b/>
+          <w:bCs/>
+          <w:i w:val="false"/>
+          <w:iCs w:val="false"/>
+          <w:sz w:val="28"/>
+          <w:szCs w:val="28"/>
+          <w:lang w:val="zxx" w:eastAsia="zxx" w:bidi="zxx"/>
+        </w:rPr>
+      </w:pPr>
+      <w:r>
+        <w:rPr>
+          <w:b/>
+          <w:bCs/>
+          <w:i w:val="false"/>
+          <w:iCs w:val="false"/>
+          <w:sz w:val="28"/>
+          <w:szCs w:val="28"/>
+          <w:lang w:val="zxx" w:eastAsia="zxx" w:bidi="zxx"/>
+        </w:rPr>
+        <w:t>Описание функции countNodes() -&gt; int</w:t>
+      </w:r>
+    </w:p>
+    <w:p>
+      <w:pPr>
+        <w:pStyle w:val="ListParagraph"/>
+        <w:spacing w:lineRule="auto" w:line="360" w:before="0" w:after="0"/>
+        <w:ind w:firstLine="720" w:start="0"/>
+        <w:contextualSpacing w:val="false"/>
+        <w:jc w:val="both"/>
         <w:rPr>
           <w:b w:val="false"/>
           <w:bCs w:val="false"/>
@@ -2449,8 +2696,7 @@
           <w:szCs w:val="28"/>
           <w:lang w:val="zxx" w:eastAsia="zxx" w:bidi="zxx"/>
         </w:rPr>
-        <w:t>и внесены изменения в search(text: str), main()</w:t>
-      </w:r>
+      </w:pPr>
       <w:r>
         <w:rPr>
           <w:b w:val="false"/>
@@ -2461,7 +2707,7 @@
           <w:szCs w:val="28"/>
           <w:lang w:val="zxx" w:eastAsia="zxx" w:bidi="zxx"/>
         </w:rPr>
-        <w:t>.</w:t>
+        <w:t>Функция подсчитывает общее количество вершин построенного автомата. Выполняется обход бора в ширину: в очередь queue помещается корень root, после чего в цикле, пока очередь не пуста, из неё извлекается очередной узел node, счётчик count увеличивается на единицу, а все дочерние узлы из node.children добавляются в очередь для последующей обработки. По окончании обхода функция возвращает значение count — суммарное число всех узлов бора, включая корень.</w:t>
       </w:r>
     </w:p>
     <w:p>
@@ -2491,7 +2737,7 @@
           <w:szCs w:val="28"/>
           <w:lang w:val="zxx" w:eastAsia="zxx" w:bidi="zxx"/>
         </w:rPr>
-        <w:t>Описание функции buildFromPattern(pattern: str, wildcard: str)</w:t>
+        <w:t>Описание функции findOverlappingMatches(matches: List[Tuple[int, int]]) -&gt; List[Tuple[int, int]]</w:t>
       </w:r>
     </w:p>
     <w:p>
@@ -2521,7 +2767,7 @@
           <w:szCs w:val="28"/>
           <w:lang w:val="zxx" w:eastAsia="zxx" w:bidi="zxx"/>
         </w:rPr>
-        <w:t>На вход подаются строка pattern — образец с джокерами, и строка wildcard, содержащая символ джокера. Образец pattern разбивается по вхождениям джокера на список частей parts (используется стандартное разбиение строки — split(wildcard)). В поле patternLen класса Trie записывается длина всего образца pattern вместе с джокерами, а в поле wordCount — количество непустых частей, то есть число сплошных (не разделённых джокером) участков образца, каждый из которых предстоит искать как самостоятельное слово в тексте.</w:t>
+        <w:t>На вход подаётся список найденных ранее вхождений matches, каждый элемент которого — пара (pos, patternIndex): позиция начала вхождения и номер образца. Функция определяет, какие из найденных вхождений пересекаются (перекрываются по занимаемым позициям в тексте) хотя бы с одним другим найденным вхождением.</w:t>
       </w:r>
     </w:p>
     <w:p>
@@ -2551,7 +2797,37 @@
           <w:szCs w:val="28"/>
           <w:lang w:val="zxx" w:eastAsia="zxx" w:bidi="zxx"/>
         </w:rPr>
-        <w:t>Далее для каждой непустой части part из списка parts она добавляется в бор функцией _add_word(part, pos), где pos — позиция начала данной части внутри исходного образца pattern; эта позиция накапливается по мере перебора частей с учётом длины джокера между ними (pos += len(part) + len(wildcard)). Позиция pos сохраняется в списке patternStarts соответствующего терминального узла — список используется, а не одно значение, поскольку одинаковые по содержанию части образца, стоящие на разных позициях, соответствуют одному и тому же узлу бора. После добавления всех частей вызывается _build_automaton() для построения автомата, — таким образом, поиск образца с джокерами сводится к множественному поиску его сплошных частей.</w:t>
+        <w:t>Для каждого вхождения (pos, patternIndex) из matches по словарю patternLens (заполняемому при добавлении образцов в бор) определяется длина соответствующего образца patternLen, и вычисляются границы занимаемого этим вхождением отрезка текста: start = pos, end = pos + patternLen - 1. Далее для этого вхождения выполняется вложенный проход по всем остальным вхождениям (other_pos, other_patternIndex) из matches (кроме самого себя): для каждого из них также вычисляются его границы other_start, other_end, и проверяется условие пересечения отрезков: start &lt;= other_end and other_start &lt;= end. Если условие выполнено хотя бы для одного другого вхождения, исходное вхождение (pos, patternIndex) признаётся пересекающимся и добавляется в результирующий список overlapping.</w:t>
+      </w:r>
+    </w:p>
+    <w:p>
+      <w:pPr>
+        <w:pStyle w:val="ListParagraph"/>
+        <w:spacing w:lineRule="auto" w:line="360" w:before="0" w:after="0"/>
+        <w:ind w:firstLine="720" w:start="0"/>
+        <w:contextualSpacing w:val="false"/>
+        <w:jc w:val="both"/>
+        <w:rPr>
+          <w:b w:val="false"/>
+          <w:bCs w:val="false"/>
+          <w:i w:val="false"/>
+          <w:iCs w:val="false"/>
+          <w:sz w:val="28"/>
+          <w:szCs w:val="28"/>
+          <w:lang w:val="zxx" w:eastAsia="zxx" w:bidi="zxx"/>
+        </w:rPr>
+      </w:pPr>
+      <w:r>
+        <w:rPr>
+          <w:b w:val="false"/>
+          <w:bCs w:val="false"/>
+          <w:i w:val="false"/>
+          <w:iCs w:val="false"/>
+          <w:sz w:val="28"/>
+          <w:szCs w:val="28"/>
+          <w:lang w:val="zxx" w:eastAsia="zxx" w:bidi="zxx"/>
+        </w:rPr>
+        <w:t>По завершении обработки всех вхождений возвращается список overlapping, содержащий все вхождения, имеющие хотя бы одно пересечение с другими найденными вхождениями.</w:t>
       </w:r>
     </w:p>
     <w:p>
@@ -2581,7 +2857,7 @@
           <w:szCs w:val="28"/>
           <w:lang w:val="zxx" w:eastAsia="zxx" w:bidi="zxx"/>
         </w:rPr>
-        <w:t>Описание функции search(text: str) -&gt; List[int]</w:t>
+        <w:t>Описание функции main()</w:t>
       </w:r>
     </w:p>
     <w:p>
@@ -2611,7 +2887,7 @@
           <w:szCs w:val="28"/>
           <w:lang w:val="zxx" w:eastAsia="zxx" w:bidi="zxx"/>
         </w:rPr>
-        <w:t>Функция построена на основе базового алгоритма Ахо-Корасик: переход по автомату при обработке каждого символа текста выполняется так же, как и в search() задания 1 (с откатом по суффиксным ссылкам). Отличие состоит в том, что вместо непосредственного сохранения каждого найденного вхождения части образца как отдельного результата функция подсчитывает потенциальные совпадения полного образца с джокерами в массиве match_count размера len(text) + 1, изначально заполненном нулями.</w:t>
+        <w:t>Аналогично main() задания 1, из стандартного ввода считываются text, число образцов n и сами образцы, строится автомат (Trie), после чего дополнительно вызывается countNodes() для подсчёта и вывода числа вершин автомата. Далее вызывается search(text); полученный список результатов сортируется и выводится построчно. Затем к этому же списку результатов применяется findOverlappingMatches(); возвращаемый список также сортируется по тем же правилам (сначала по позиции, затем по номеру образца) и выводится построчно.</w:t>
       </w:r>
     </w:p>
     <w:p>
@@ -2622,474 +2898,6 @@
         <w:contextualSpacing w:val="false"/>
         <w:jc w:val="both"/>
         <w:rPr>
-          <w:b w:val="false"/>
-          <w:bCs w:val="false"/>
-          <w:i w:val="false"/>
-          <w:iCs w:val="false"/>
-          <w:sz w:val="28"/>
-          <w:szCs w:val="28"/>
-          <w:lang w:val="zxx" w:eastAsia="zxx" w:bidi="zxx"/>
-        </w:rPr>
-      </w:pPr>
-      <w:r>
-        <w:rPr>
-          <w:b w:val="false"/>
-          <w:bCs w:val="false"/>
-          <w:i w:val="false"/>
-          <w:iCs w:val="false"/>
-          <w:sz w:val="28"/>
-          <w:szCs w:val="28"/>
-          <w:lang w:val="zxx" w:eastAsia="zxx" w:bidi="zxx"/>
-        </w:rPr>
-        <w:t>После перехода в очередной узел current для очередного символа текста с индексом i организуется проход по цепочке узлов, начиная с current и далее по исходящим ссылкам node.exit, пока не будет достигнут корень или None. Для каждого терминального узла node на этом пути и для каждой сохранённой в нём позиции part_start из списка patternStarts вычисляется кандидат на позицию начала полного образца в тексте: start = i - node.patternLen - part_start + 2. Если полученная позиция start попадает в допустимый диапазон [1, len(text) - patternLen + 1] (то есть образец целиком помещается в текст, начиная с этой позиции), значение match_count[start] увеличивается на единицу.</w:t>
-      </w:r>
-    </w:p>
-    <w:p>
-      <w:pPr>
-        <w:pStyle w:val="ListParagraph"/>
-        <w:spacing w:lineRule="auto" w:line="360" w:before="0" w:after="0"/>
-        <w:ind w:firstLine="720" w:start="0"/>
-        <w:contextualSpacing w:val="false"/>
-        <w:jc w:val="both"/>
-        <w:rPr>
-          <w:b w:val="false"/>
-          <w:bCs w:val="false"/>
-          <w:i w:val="false"/>
-          <w:iCs w:val="false"/>
-          <w:sz w:val="28"/>
-          <w:szCs w:val="28"/>
-          <w:lang w:val="zxx" w:eastAsia="zxx" w:bidi="zxx"/>
-        </w:rPr>
-      </w:pPr>
-      <w:r>
-        <w:rPr>
-          <w:b w:val="false"/>
-          <w:bCs w:val="false"/>
-          <w:i w:val="false"/>
-          <w:iCs w:val="false"/>
-          <w:sz w:val="28"/>
-          <w:szCs w:val="28"/>
-          <w:lang w:val="zxx" w:eastAsia="zxx" w:bidi="zxx"/>
-        </w:rPr>
-        <w:t>После обработки всей строки текста выполняется итоговый проход по всем позициям от 1 до len(text): если для позиции i накопленное число совпадений match_count[i] равно общему числу непустых частей образца wordCount, значит все части образца найдены на своих ожидаемых относительных местах, а следовательно, весь образец с джокерами (с учётом любых символов на местах джокеров) начинается в тексте с позиции i. Такая позиция добавляется в список result, который возвращается функцией по завершении обработки.</w:t>
-      </w:r>
-    </w:p>
-    <w:p>
-      <w:pPr>
-        <w:pStyle w:val="ListParagraph"/>
-        <w:spacing w:lineRule="auto" w:line="360" w:before="0" w:after="0"/>
-        <w:ind w:firstLine="720" w:start="0"/>
-        <w:contextualSpacing w:val="false"/>
-        <w:jc w:val="both"/>
-        <w:rPr>
-          <w:b/>
-          <w:bCs/>
-          <w:i w:val="false"/>
-          <w:iCs w:val="false"/>
-          <w:sz w:val="28"/>
-          <w:szCs w:val="28"/>
-          <w:lang w:val="zxx" w:eastAsia="zxx" w:bidi="zxx"/>
-        </w:rPr>
-      </w:pPr>
-      <w:r>
-        <w:rPr>
-          <w:b/>
-          <w:bCs/>
-          <w:i w:val="false"/>
-          <w:iCs w:val="false"/>
-          <w:sz w:val="28"/>
-          <w:szCs w:val="28"/>
-          <w:lang w:val="zxx" w:eastAsia="zxx" w:bidi="zxx"/>
-        </w:rPr>
-        <w:t>Описание функции main()</w:t>
-      </w:r>
-    </w:p>
-    <w:p>
-      <w:pPr>
-        <w:pStyle w:val="ListParagraph"/>
-        <w:spacing w:lineRule="auto" w:line="360" w:before="0" w:after="0"/>
-        <w:ind w:firstLine="720" w:start="0"/>
-        <w:contextualSpacing w:val="false"/>
-        <w:jc w:val="both"/>
-        <w:rPr>
-          <w:b w:val="false"/>
-          <w:bCs w:val="false"/>
-          <w:i w:val="false"/>
-          <w:iCs w:val="false"/>
-          <w:sz w:val="28"/>
-          <w:szCs w:val="28"/>
-          <w:lang w:val="zxx" w:eastAsia="zxx" w:bidi="zxx"/>
-        </w:rPr>
-      </w:pPr>
-      <w:r>
-        <w:rPr>
-          <w:b w:val="false"/>
-          <w:bCs w:val="false"/>
-          <w:i w:val="false"/>
-          <w:iCs w:val="false"/>
-          <w:sz w:val="28"/>
-          <w:szCs w:val="28"/>
-          <w:lang w:val="zxx" w:eastAsia="zxx" w:bidi="zxx"/>
-        </w:rPr>
-        <w:t>Из стандартного ввода считываются строка text, строка pattern (образец с джокером) и строка wildcard (символ джокера). Создаётся пустой экземпляр класса Trie, для которого вызывается buildFromPattern(pattern, wildcard): образец разбивается на части, и по ним строится автомат. Затем вызывается search(text), возвращающая список позиций всех полных вхождений образца, который построчно печатается в стандартный вывод.</w:t>
-      </w:r>
-    </w:p>
-    <w:p>
-      <w:pPr>
-        <w:pStyle w:val="ListParagraph"/>
-        <w:spacing w:lineRule="auto" w:line="360" w:before="0" w:after="0"/>
-        <w:ind w:firstLine="720" w:start="0"/>
-        <w:contextualSpacing w:val="false"/>
-        <w:jc w:val="both"/>
-        <w:rPr>
-          <w:b w:val="false"/>
-          <w:bCs w:val="false"/>
-          <w:i/>
-          <w:iCs/>
-          <w:sz w:val="28"/>
-          <w:szCs w:val="28"/>
-          <w:lang w:val="zxx" w:eastAsia="zxx" w:bidi="zxx"/>
-        </w:rPr>
-      </w:pPr>
-      <w:r>
-        <w:rPr>
-          <w:b w:val="false"/>
-          <w:bCs w:val="false"/>
-          <w:i/>
-          <w:iCs/>
-          <w:sz w:val="28"/>
-          <w:szCs w:val="28"/>
-          <w:lang w:val="zxx" w:eastAsia="zxx" w:bidi="zxx"/>
-        </w:rPr>
-        <w:t>Задание 3</w:t>
-      </w:r>
-    </w:p>
-    <w:p>
-      <w:pPr>
-        <w:pStyle w:val="ListParagraph"/>
-        <w:spacing w:lineRule="auto" w:line="360" w:before="0" w:after="0"/>
-        <w:ind w:firstLine="720" w:start="0"/>
-        <w:contextualSpacing w:val="false"/>
-        <w:jc w:val="both"/>
-        <w:rPr>
-          <w:b w:val="false"/>
-          <w:bCs w:val="false"/>
-          <w:i w:val="false"/>
-          <w:iCs w:val="false"/>
-          <w:sz w:val="28"/>
-          <w:szCs w:val="28"/>
-          <w:lang w:val="zxx" w:eastAsia="zxx" w:bidi="zxx"/>
-        </w:rPr>
-      </w:pPr>
-      <w:r>
-        <w:rPr>
-          <w:b w:val="false"/>
-          <w:bCs w:val="false"/>
-          <w:i w:val="false"/>
-          <w:iCs w:val="false"/>
-          <w:sz w:val="28"/>
-          <w:szCs w:val="28"/>
-          <w:lang w:val="zxx" w:eastAsia="zxx" w:bidi="zxx"/>
-        </w:rPr>
-        <w:t xml:space="preserve">Для выполнения задания 3 дополнительно </w:t>
-      </w:r>
-      <w:r>
-        <w:rPr>
-          <w:b w:val="false"/>
-          <w:bCs w:val="false"/>
-          <w:i w:val="false"/>
-          <w:iCs w:val="false"/>
-          <w:sz w:val="28"/>
-          <w:szCs w:val="28"/>
-          <w:lang w:val="zxx" w:eastAsia="zxx" w:bidi="zxx"/>
-        </w:rPr>
-        <w:t>к программе 1 задания</w:t>
-      </w:r>
-      <w:r>
-        <w:rPr>
-          <w:b w:val="false"/>
-          <w:bCs w:val="false"/>
-          <w:i w:val="false"/>
-          <w:iCs w:val="false"/>
-          <w:sz w:val="28"/>
-          <w:szCs w:val="28"/>
-          <w:lang w:val="zxx" w:eastAsia="zxx" w:bidi="zxx"/>
-        </w:rPr>
-        <w:t xml:space="preserve"> реализованы функции countNodes() и findOverlappingMatches(matches), </w:t>
-      </w:r>
-      <w:r>
-        <w:rPr>
-          <w:b w:val="false"/>
-          <w:bCs w:val="false"/>
-          <w:i w:val="false"/>
-          <w:iCs w:val="false"/>
-          <w:sz w:val="28"/>
-          <w:szCs w:val="28"/>
-          <w:lang w:val="zxx" w:eastAsia="zxx" w:bidi="zxx"/>
-        </w:rPr>
-        <w:t>а также внесены коррективы в main()</w:t>
-      </w:r>
-      <w:r>
-        <w:rPr>
-          <w:b w:val="false"/>
-          <w:bCs w:val="false"/>
-          <w:i w:val="false"/>
-          <w:iCs w:val="false"/>
-          <w:sz w:val="28"/>
-          <w:szCs w:val="28"/>
-          <w:lang w:val="zxx" w:eastAsia="zxx" w:bidi="zxx"/>
-        </w:rPr>
-        <w:t>.</w:t>
-      </w:r>
-    </w:p>
-    <w:p>
-      <w:pPr>
-        <w:pStyle w:val="ListParagraph"/>
-        <w:spacing w:lineRule="auto" w:line="360" w:before="0" w:after="0"/>
-        <w:ind w:firstLine="720" w:start="0"/>
-        <w:contextualSpacing w:val="false"/>
-        <w:jc w:val="both"/>
-        <w:rPr>
-          <w:b/>
-          <w:bCs/>
-          <w:i w:val="false"/>
-          <w:iCs w:val="false"/>
-          <w:sz w:val="28"/>
-          <w:szCs w:val="28"/>
-          <w:lang w:val="zxx" w:eastAsia="zxx" w:bidi="zxx"/>
-        </w:rPr>
-      </w:pPr>
-      <w:r>
-        <w:rPr>
-          <w:b/>
-          <w:bCs/>
-          <w:i w:val="false"/>
-          <w:iCs w:val="false"/>
-          <w:sz w:val="28"/>
-          <w:szCs w:val="28"/>
-          <w:lang w:val="zxx" w:eastAsia="zxx" w:bidi="zxx"/>
-        </w:rPr>
-        <w:t>Описание функции countNodes() -&gt; int</w:t>
-      </w:r>
-    </w:p>
-    <w:p>
-      <w:pPr>
-        <w:pStyle w:val="ListParagraph"/>
-        <w:spacing w:lineRule="auto" w:line="360" w:before="0" w:after="0"/>
-        <w:ind w:firstLine="720" w:start="0"/>
-        <w:contextualSpacing w:val="false"/>
-        <w:jc w:val="both"/>
-        <w:rPr>
-          <w:b w:val="false"/>
-          <w:bCs w:val="false"/>
-          <w:i w:val="false"/>
-          <w:iCs w:val="false"/>
-          <w:sz w:val="28"/>
-          <w:szCs w:val="28"/>
-          <w:lang w:val="zxx" w:eastAsia="zxx" w:bidi="zxx"/>
-        </w:rPr>
-      </w:pPr>
-      <w:r>
-        <w:rPr>
-          <w:b w:val="false"/>
-          <w:bCs w:val="false"/>
-          <w:i w:val="false"/>
-          <w:iCs w:val="false"/>
-          <w:sz w:val="28"/>
-          <w:szCs w:val="28"/>
-          <w:lang w:val="zxx" w:eastAsia="zxx" w:bidi="zxx"/>
-        </w:rPr>
-        <w:t>Функция подсчитывает общее количество вершин построенного автомата. Выполняется обход бора в ширину: в очередь queue помещается корень root, после чего в цикле, пока очередь не пуста, из неё извлекается очередной узел node, счётчик count увеличивается на единицу, а все дочерние узлы из node.children добавляются в очередь для последующей обработки. По окончании обхода функция возвращает значение count — суммарное число всех узлов бора, включая корень.</w:t>
-      </w:r>
-    </w:p>
-    <w:p>
-      <w:pPr>
-        <w:pStyle w:val="ListParagraph"/>
-        <w:spacing w:lineRule="auto" w:line="360" w:before="0" w:after="0"/>
-        <w:ind w:firstLine="720" w:start="0"/>
-        <w:contextualSpacing w:val="false"/>
-        <w:jc w:val="both"/>
-        <w:rPr>
-          <w:b/>
-          <w:bCs/>
-          <w:i w:val="false"/>
-          <w:iCs w:val="false"/>
-          <w:sz w:val="28"/>
-          <w:szCs w:val="28"/>
-          <w:lang w:val="zxx" w:eastAsia="zxx" w:bidi="zxx"/>
-        </w:rPr>
-      </w:pPr>
-      <w:r>
-        <w:rPr>
-          <w:b/>
-          <w:bCs/>
-          <w:i w:val="false"/>
-          <w:iCs w:val="false"/>
-          <w:sz w:val="28"/>
-          <w:szCs w:val="28"/>
-          <w:lang w:val="zxx" w:eastAsia="zxx" w:bidi="zxx"/>
-        </w:rPr>
-        <w:t>Описание функции findOverlappingMatches(matches: List[Tuple[int, int]]) -&gt; List[Tuple[int, int]]</w:t>
-      </w:r>
-    </w:p>
-    <w:p>
-      <w:pPr>
-        <w:pStyle w:val="ListParagraph"/>
-        <w:spacing w:lineRule="auto" w:line="360" w:before="0" w:after="0"/>
-        <w:ind w:firstLine="720" w:start="0"/>
-        <w:contextualSpacing w:val="false"/>
-        <w:jc w:val="both"/>
-        <w:rPr>
-          <w:b w:val="false"/>
-          <w:bCs w:val="false"/>
-          <w:i w:val="false"/>
-          <w:iCs w:val="false"/>
-          <w:sz w:val="28"/>
-          <w:szCs w:val="28"/>
-          <w:lang w:val="zxx" w:eastAsia="zxx" w:bidi="zxx"/>
-        </w:rPr>
-      </w:pPr>
-      <w:r>
-        <w:rPr>
-          <w:b w:val="false"/>
-          <w:bCs w:val="false"/>
-          <w:i w:val="false"/>
-          <w:iCs w:val="false"/>
-          <w:sz w:val="28"/>
-          <w:szCs w:val="28"/>
-          <w:lang w:val="zxx" w:eastAsia="zxx" w:bidi="zxx"/>
-        </w:rPr>
-        <w:t>На вход подаётся список найденных ранее вхождений matches, каждый элемент которого — пара (pos, patternIndex): позиция начала вхождения и номер образца. Функция определяет, какие из найденных вхождений пересекаются (перекрываются по занимаемым позициям в тексте) хотя бы с одним другим найденным вхождением.</w:t>
-      </w:r>
-    </w:p>
-    <w:p>
-      <w:pPr>
-        <w:pStyle w:val="ListParagraph"/>
-        <w:spacing w:lineRule="auto" w:line="360" w:before="0" w:after="0"/>
-        <w:ind w:firstLine="720" w:start="0"/>
-        <w:contextualSpacing w:val="false"/>
-        <w:jc w:val="both"/>
-        <w:rPr>
-          <w:b w:val="false"/>
-          <w:bCs w:val="false"/>
-          <w:i w:val="false"/>
-          <w:iCs w:val="false"/>
-          <w:sz w:val="28"/>
-          <w:szCs w:val="28"/>
-          <w:lang w:val="zxx" w:eastAsia="zxx" w:bidi="zxx"/>
-        </w:rPr>
-      </w:pPr>
-      <w:r>
-        <w:rPr>
-          <w:b w:val="false"/>
-          <w:bCs w:val="false"/>
-          <w:i w:val="false"/>
-          <w:iCs w:val="false"/>
-          <w:sz w:val="28"/>
-          <w:szCs w:val="28"/>
-          <w:lang w:val="zxx" w:eastAsia="zxx" w:bidi="zxx"/>
-        </w:rPr>
-        <w:t>Для каждого вхождения (pos, patternIndex) из matches по словарю wordLens (заполняемому при добавлении образцов в бор) определяется длина соответствующего образца wordLen, и вычисляются границы занимаемого этим вхождением отрезка текста: start = pos, end = pos + wordLen - 1. Далее для этого вхождения выполняется вложенный проход по всем остальным вхождениям (other_pos, other_patternIndex) из matches (кроме самого себя): для каждого из них также вычисляются его границы other_start, other_end, и проверяется условие пересечения отрезков: start &lt;= other_end and other_start &lt;= end. Если условие выполнено хотя бы для одного другого вхождения, исходное вхождение (pos, patternIndex) признаётся пересекающимся и добавляется в результирующий список overlapping.</w:t>
-      </w:r>
-    </w:p>
-    <w:p>
-      <w:pPr>
-        <w:pStyle w:val="ListParagraph"/>
-        <w:spacing w:lineRule="auto" w:line="360" w:before="0" w:after="0"/>
-        <w:ind w:firstLine="720" w:start="0"/>
-        <w:contextualSpacing w:val="false"/>
-        <w:jc w:val="both"/>
-        <w:rPr>
-          <w:b w:val="false"/>
-          <w:bCs w:val="false"/>
-          <w:i w:val="false"/>
-          <w:iCs w:val="false"/>
-          <w:sz w:val="28"/>
-          <w:szCs w:val="28"/>
-          <w:lang w:val="zxx" w:eastAsia="zxx" w:bidi="zxx"/>
-        </w:rPr>
-      </w:pPr>
-      <w:r>
-        <w:rPr>
-          <w:b w:val="false"/>
-          <w:bCs w:val="false"/>
-          <w:i w:val="false"/>
-          <w:iCs w:val="false"/>
-          <w:sz w:val="28"/>
-          <w:szCs w:val="28"/>
-          <w:lang w:val="zxx" w:eastAsia="zxx" w:bidi="zxx"/>
-        </w:rPr>
-        <w:t>По завершении обработки всех вхождений возвращается список overlapping, содержащий все вхождения, имеющие хотя бы одно пересечение с другими найденными вхождениями.</w:t>
-      </w:r>
-    </w:p>
-    <w:p>
-      <w:pPr>
-        <w:pStyle w:val="ListParagraph"/>
-        <w:spacing w:lineRule="auto" w:line="360" w:before="0" w:after="0"/>
-        <w:ind w:firstLine="720" w:start="0"/>
-        <w:contextualSpacing w:val="false"/>
-        <w:jc w:val="both"/>
-        <w:rPr>
-          <w:b/>
-          <w:bCs/>
-          <w:i w:val="false"/>
-          <w:iCs w:val="false"/>
-          <w:sz w:val="28"/>
-          <w:szCs w:val="28"/>
-          <w:lang w:val="zxx" w:eastAsia="zxx" w:bidi="zxx"/>
-        </w:rPr>
-      </w:pPr>
-      <w:r>
-        <w:rPr>
-          <w:b/>
-          <w:bCs/>
-          <w:i w:val="false"/>
-          <w:iCs w:val="false"/>
-          <w:sz w:val="28"/>
-          <w:szCs w:val="28"/>
-          <w:lang w:val="zxx" w:eastAsia="zxx" w:bidi="zxx"/>
-        </w:rPr>
-        <w:t>Описание функции main()</w:t>
-      </w:r>
-    </w:p>
-    <w:p>
-      <w:pPr>
-        <w:pStyle w:val="ListParagraph"/>
-        <w:spacing w:lineRule="auto" w:line="360" w:before="0" w:after="0"/>
-        <w:ind w:firstLine="720" w:start="0"/>
-        <w:contextualSpacing w:val="false"/>
-        <w:jc w:val="both"/>
-        <w:rPr>
-          <w:b w:val="false"/>
-          <w:bCs w:val="false"/>
-          <w:i w:val="false"/>
-          <w:iCs w:val="false"/>
-          <w:sz w:val="28"/>
-          <w:szCs w:val="28"/>
-          <w:lang w:val="zxx" w:eastAsia="zxx" w:bidi="zxx"/>
-        </w:rPr>
-      </w:pPr>
-      <w:r>
-        <w:rPr>
-          <w:b w:val="false"/>
-          <w:bCs w:val="false"/>
-          <w:i w:val="false"/>
-          <w:iCs w:val="false"/>
-          <w:sz w:val="28"/>
-          <w:szCs w:val="28"/>
-          <w:lang w:val="zxx" w:eastAsia="zxx" w:bidi="zxx"/>
-        </w:rPr>
-        <w:t>Аналогично main() задания 1, из стандартного ввода считываются text, число образцов n и сами образцы, строится автомат (Trie), после чего дополнительно вызывается countNodes() для подсчёта и вывода числа вершин автомата. Далее вызывается search(text); полученный список результатов сортируется и выводится построчно. Затем к этому же списку результатов применяется findOverlappingMatches(); возвращаемый список также сортируется по тем же правилам (сначала по позиции, затем по номеру образца) и выводится построчно.</w:t>
-      </w:r>
-    </w:p>
-    <w:p>
-      <w:pPr>
-        <w:pStyle w:val="ListParagraph"/>
-        <w:spacing w:lineRule="auto" w:line="360" w:before="0" w:after="0"/>
-        <w:ind w:firstLine="720" w:start="0"/>
-        <w:contextualSpacing w:val="false"/>
-        <w:jc w:val="both"/>
-        <w:rPr>
           <w:lang w:val="zxx" w:eastAsia="zxx" w:bidi="zxx"/>
         </w:rPr>
       </w:pPr>
@@ -3153,7 +2961,7 @@
           <w:szCs w:val="28"/>
           <w:lang w:val="zxx" w:eastAsia="zxx" w:bidi="zxx"/>
         </w:rPr>
-        <w:t xml:space="preserve"> O(M + N + K), поскольку за O(M) строится бор и автомат (суффиксные ссылки suff и исходящие ссылки exit — функции _add_word и _build_automaton), а далее основным циклом процедуры поиска (функция search) текст обрабатывается за O(N), и ещё O(K) уходит на то, чтобы вывести через цепочку exit-ссылок каждое дополнительно найденное вхождение; сложением получаем итоговую асимптотику.</w:t>
+        <w:t xml:space="preserve"> O(M + N + K), поскольку за O(M) строится бор и автомат (суффиксные ссылки suff и исходящие ссылки exit — функции _add_pattern и _build_automaton), а далее основным циклом процедуры поиска (функция search) текст обрабатывается за O(N), и ещё O(K) уходит на то, чтобы вывести через цепочку exit-ссылок каждое дополнительно найденное вхождение; сложением получаем итоговую асимптотику.</w:t>
       </w:r>
     </w:p>
     <w:p>
@@ -3369,39 +3177,7 @@
           <w:szCs w:val="28"/>
           <w:lang w:val="zxx" w:eastAsia="zxx" w:bidi="zxx"/>
         </w:rPr>
-        <w:t>Исходный код программы для задани</w:t>
-      </w:r>
-      <w:r>
-        <w:rPr>
-          <w:sz w:val="28"/>
-          <w:szCs w:val="28"/>
-          <w:lang w:val="zxx" w:eastAsia="zxx" w:bidi="zxx"/>
-        </w:rPr>
-        <w:t>й</w:t>
-      </w:r>
-      <w:r>
-        <w:rPr>
-          <w:sz w:val="28"/>
-          <w:szCs w:val="28"/>
-          <w:lang w:val="zxx" w:eastAsia="zxx" w:bidi="zxx"/>
-        </w:rPr>
-        <w:t xml:space="preserve"> 1-</w:t>
-      </w:r>
-      <w:r>
-        <w:rPr>
-          <w:sz w:val="28"/>
-          <w:szCs w:val="28"/>
-          <w:lang w:val="zxx" w:eastAsia="zxx" w:bidi="zxx"/>
-        </w:rPr>
-        <w:t>3</w:t>
-      </w:r>
-      <w:r>
-        <w:rPr>
-          <w:sz w:val="28"/>
-          <w:szCs w:val="28"/>
-          <w:lang w:val="zxx" w:eastAsia="zxx" w:bidi="zxx"/>
-        </w:rPr>
-        <w:t xml:space="preserve"> см. в приложении А.</w:t>
+        <w:t>Исходный код программы для заданий 1-3 см. в приложении А.</w:t>
       </w:r>
     </w:p>
     <w:p>
@@ -4112,23 +3888,7 @@
           <w:szCs w:val="28"/>
           <w:lang w:val="zxx" w:eastAsia="zxx" w:bidi="zxx"/>
         </w:rPr>
-        <w:t xml:space="preserve">Таблица </w:t>
-      </w:r>
-      <w:r>
-        <w:rPr>
-          <w:sz w:val="28"/>
-          <w:szCs w:val="28"/>
-          <w:lang w:val="zxx" w:eastAsia="zxx" w:bidi="zxx"/>
-        </w:rPr>
-        <w:t>2</w:t>
-      </w:r>
-      <w:r>
-        <w:rPr>
-          <w:sz w:val="28"/>
-          <w:szCs w:val="28"/>
-          <w:lang w:val="zxx" w:eastAsia="zxx" w:bidi="zxx"/>
-        </w:rPr>
-        <w:t xml:space="preserve"> – Результаты тестирования поиска образца с джокером</w:t>
+        <w:t>Таблица 2 – Результаты тестирования поиска образца с джокером</w:t>
       </w:r>
     </w:p>
     <w:tbl>
@@ -4647,23 +4407,7 @@
           <w:szCs w:val="28"/>
           <w:lang w:val="zxx" w:eastAsia="zxx" w:bidi="zxx"/>
         </w:rPr>
-        <w:t xml:space="preserve">Таблица </w:t>
-      </w:r>
-      <w:r>
-        <w:rPr>
-          <w:sz w:val="28"/>
-          <w:szCs w:val="28"/>
-          <w:lang w:val="zxx" w:eastAsia="zxx" w:bidi="zxx"/>
-        </w:rPr>
-        <w:t>3</w:t>
-      </w:r>
-      <w:r>
-        <w:rPr>
-          <w:sz w:val="28"/>
-          <w:szCs w:val="28"/>
-          <w:lang w:val="zxx" w:eastAsia="zxx" w:bidi="zxx"/>
-        </w:rPr>
-        <w:t xml:space="preserve"> – Результаты тестирования подсчёта вершин автомата и пересечений найденных образцов</w:t>
+        <w:t>Таблица 3 – Результаты тестирования подсчёта вершин автомата и пересечений найденных образцов</w:t>
       </w:r>
     </w:p>
     <w:tbl>
@@ -4684,8 +4428,8 @@
       <w:tblGrid>
         <w:gridCol w:w="540"/>
         <w:gridCol w:w="1808"/>
-        <w:gridCol w:w="1612"/>
-        <w:gridCol w:w="1620"/>
+        <w:gridCol w:w="1611"/>
+        <w:gridCol w:w="1621"/>
         <w:gridCol w:w="1795"/>
         <w:gridCol w:w="1969"/>
       </w:tblGrid>
@@ -4733,7 +4477,7 @@
         </w:tc>
         <w:tc>
           <w:tcPr>
-            <w:tcW w:w="1612" w:type="dxa"/>
+            <w:tcW w:w="1611" w:type="dxa"/>
             <w:tcBorders/>
           </w:tcPr>
           <w:p>
@@ -4753,7 +4497,7 @@
         </w:tc>
         <w:tc>
           <w:tcPr>
-            <w:tcW w:w="1620" w:type="dxa"/>
+            <w:tcW w:w="1621" w:type="dxa"/>
             <w:tcBorders>
               <w:end w:val="nil"/>
             </w:tcBorders>
@@ -4916,7 +4660,7 @@
         </w:tc>
         <w:tc>
           <w:tcPr>
-            <w:tcW w:w="1612" w:type="dxa"/>
+            <w:tcW w:w="1611" w:type="dxa"/>
             <w:tcBorders/>
           </w:tcPr>
           <w:p>
@@ -4936,7 +4680,7 @@
         </w:tc>
         <w:tc>
           <w:tcPr>
-            <w:tcW w:w="1620" w:type="dxa"/>
+            <w:tcW w:w="1621" w:type="dxa"/>
             <w:tcBorders>
               <w:end w:val="nil"/>
             </w:tcBorders>
@@ -5127,7 +4871,7 @@
         </w:tc>
         <w:tc>
           <w:tcPr>
-            <w:tcW w:w="1612" w:type="dxa"/>
+            <w:tcW w:w="1611" w:type="dxa"/>
             <w:tcBorders/>
           </w:tcPr>
           <w:p>
@@ -5147,7 +4891,7 @@
         </w:tc>
         <w:tc>
           <w:tcPr>
-            <w:tcW w:w="1620" w:type="dxa"/>
+            <w:tcW w:w="1621" w:type="dxa"/>
             <w:tcBorders>
               <w:end w:val="nil"/>
             </w:tcBorders>
@@ -5408,7 +5152,7 @@
         </w:tc>
         <w:tc>
           <w:tcPr>
-            <w:tcW w:w="1612" w:type="dxa"/>
+            <w:tcW w:w="1611" w:type="dxa"/>
             <w:tcBorders/>
           </w:tcPr>
           <w:p>
@@ -5428,7 +5172,7 @@
         </w:tc>
         <w:tc>
           <w:tcPr>
-            <w:tcW w:w="1620" w:type="dxa"/>
+            <w:tcW w:w="1621" w:type="dxa"/>
             <w:tcBorders>
               <w:end w:val="nil"/>
             </w:tcBorders>
@@ -5533,7 +5277,6 @@
         <w:rPr>
           <w:sz w:val="28"/>
           <w:szCs w:val="28"/>
-          <w:lang w:val="zxx" w:eastAsia="zxx" w:bidi="zxx"/>
         </w:rPr>
       </w:r>
       <w:r>
@@ -5924,7 +5667,7 @@
           <w:szCs w:val="22"/>
           <w:lang w:val="zxx" w:eastAsia="zxx" w:bidi="zxx"/>
         </w:rPr>
-        <w:t>self.wordLen: int | None = None</w:t>
+        <w:t>self.patternLen: int | None = None</w:t>
       </w:r>
     </w:p>
     <w:p>
@@ -5952,7 +5695,7 @@
           <w:szCs w:val="22"/>
           <w:lang w:val="zxx" w:eastAsia="zxx" w:bidi="zxx"/>
         </w:rPr>
-        <w:t>self.wordIndex: int | None = None</w:t>
+        <w:t>self.patternIndex: int | None = None</w:t>
       </w:r>
     </w:p>
     <w:p>
@@ -6048,7 +5791,7 @@
           <w:szCs w:val="22"/>
           <w:lang w:val="zxx" w:eastAsia="zxx" w:bidi="zxx"/>
         </w:rPr>
-        <w:t>def __init__(self, words: List[str] = []) -&gt; None:</w:t>
+        <w:t>def __init__(self, patterns: List[str] = []) -&gt; None:</w:t>
       </w:r>
     </w:p>
     <w:p>
@@ -6104,7 +5847,7 @@
           <w:szCs w:val="22"/>
           <w:lang w:val="zxx" w:eastAsia="zxx" w:bidi="zxx"/>
         </w:rPr>
-        <w:t>if words:</w:t>
+        <w:t>if patterns:</w:t>
       </w:r>
     </w:p>
     <w:p>
@@ -6132,7 +5875,7 @@
           <w:szCs w:val="22"/>
           <w:lang w:val="zxx" w:eastAsia="zxx" w:bidi="zxx"/>
         </w:rPr>
-        <w:t>self.buildTrie(words)</w:t>
+        <w:t>self.buildTrie(patterns)</w:t>
       </w:r>
     </w:p>
     <w:p>
@@ -6181,7 +5924,7 @@
           <w:szCs w:val="22"/>
           <w:lang w:val="zxx" w:eastAsia="zxx" w:bidi="zxx"/>
         </w:rPr>
-        <w:t>def buildTrie(self, words: List[str]) -&gt; None:</w:t>
+        <w:t>def buildTrie(self, patterns: List[str]) -&gt; None:</w:t>
       </w:r>
     </w:p>
     <w:p>
@@ -6209,7 +5952,7 @@
           <w:szCs w:val="22"/>
           <w:lang w:val="zxx" w:eastAsia="zxx" w:bidi="zxx"/>
         </w:rPr>
-        <w:t>"""Build trie with Aho-Corasick automaton from a list of words"""</w:t>
+        <w:t>"""Build trie with Aho-Corasick automaton from a list of patterns"""</w:t>
       </w:r>
     </w:p>
     <w:p>
@@ -6237,7 +5980,7 @@
           <w:szCs w:val="22"/>
           <w:lang w:val="zxx" w:eastAsia="zxx" w:bidi="zxx"/>
         </w:rPr>
-        <w:t>for index, word in enumerate(words):</w:t>
+        <w:t>for index, pattern in enumerate(patterns):</w:t>
       </w:r>
     </w:p>
     <w:p>
@@ -6265,7 +6008,7 @@
           <w:szCs w:val="22"/>
           <w:lang w:val="zxx" w:eastAsia="zxx" w:bidi="zxx"/>
         </w:rPr>
-        <w:t>self._add_word(word, index)</w:t>
+        <w:t>self._add_pattern(pattern, index)</w:t>
       </w:r>
     </w:p>
     <w:p>
@@ -7196,7 +6939,7 @@
           <w:szCs w:val="22"/>
           <w:lang w:val="zxx" w:eastAsia="zxx" w:bidi="zxx"/>
         </w:rPr>
-        <w:t>start_pos = i - current.wordLen + 2</w:t>
+        <w:t>start_pos = i - current.patternLen + 2</w:t>
       </w:r>
     </w:p>
     <w:p>
@@ -7224,7 +6967,7 @@
           <w:szCs w:val="22"/>
           <w:lang w:val="zxx" w:eastAsia="zxx" w:bidi="zxx"/>
         </w:rPr>
-        <w:t>print(f"  MATCH FOUND at current node! wordIndex={current.wordIndex}, wordLen={current.wordLen}")</w:t>
+        <w:t>print(f"  MATCH FOUND at current node! patternIndex={current.patternIndex}, patternLen={current.patternLen}")</w:t>
       </w:r>
     </w:p>
     <w:p>
@@ -7252,7 +6995,7 @@
           <w:szCs w:val="22"/>
           <w:lang w:val="zxx" w:eastAsia="zxx" w:bidi="zxx"/>
         </w:rPr>
-        <w:t>print(f"    Start position: {start_pos}, Pattern index: {current.wordIndex + 1}")</w:t>
+        <w:t>print(f"    Start position: {start_pos}, Pattern index: {current.patternIndex + 1}")</w:t>
       </w:r>
     </w:p>
     <w:p>
@@ -7280,7 +7023,7 @@
           <w:szCs w:val="22"/>
           <w:lang w:val="zxx" w:eastAsia="zxx" w:bidi="zxx"/>
         </w:rPr>
-        <w:t>result.append((start_pos, current.wordIndex + 1))</w:t>
+        <w:t>result.append((start_pos, current.patternIndex + 1))</w:t>
       </w:r>
     </w:p>
     <w:p>
@@ -7469,7 +7212,7 @@
           <w:szCs w:val="22"/>
           <w:lang w:val="zxx" w:eastAsia="zxx" w:bidi="zxx"/>
         </w:rPr>
-        <w:t>start_pos = i - temp.wordLen + 2</w:t>
+        <w:t>start_pos = i - temp.patternLen + 2</w:t>
       </w:r>
     </w:p>
     <w:p>
@@ -7497,7 +7240,7 @@
           <w:szCs w:val="22"/>
           <w:lang w:val="zxx" w:eastAsia="zxx" w:bidi="zxx"/>
         </w:rPr>
-        <w:t>print(f"  EXIT LINK MATCH! wordIndex={temp.wordIndex}, wordLen={temp.wordLen}")</w:t>
+        <w:t>print(f"  EXIT LINK MATCH! patternIndex={temp.patternIndex}, patternLen={temp.patternLen}")</w:t>
       </w:r>
     </w:p>
     <w:p>
@@ -7525,7 +7268,7 @@
           <w:szCs w:val="22"/>
           <w:lang w:val="zxx" w:eastAsia="zxx" w:bidi="zxx"/>
         </w:rPr>
-        <w:t>print(f"    Start position: {start_pos}, Pattern index: {temp.wordIndex + 1}")</w:t>
+        <w:t>print(f"    Start position: {start_pos}, Pattern index: {temp.patternIndex + 1}")</w:t>
       </w:r>
     </w:p>
     <w:p>
@@ -7553,7 +7296,7 @@
           <w:szCs w:val="22"/>
           <w:lang w:val="zxx" w:eastAsia="zxx" w:bidi="zxx"/>
         </w:rPr>
-        <w:t>result.append((start_pos, temp.wordIndex + 1))</w:t>
+        <w:t>result.append((start_pos, temp.patternIndex + 1))</w:t>
       </w:r>
     </w:p>
     <w:p>
@@ -7784,7 +7527,7 @@
           <w:szCs w:val="22"/>
           <w:lang w:val="zxx" w:eastAsia="zxx" w:bidi="zxx"/>
         </w:rPr>
-        <w:t>def _add_word(self, word: str, wordIndex: int) -&gt; None:</w:t>
+        <w:t>def _add_pattern(self, pattern: str, patternIndex: int) -&gt; None:</w:t>
       </w:r>
     </w:p>
     <w:p>
@@ -7812,7 +7555,7 @@
           <w:szCs w:val="22"/>
           <w:lang w:val="zxx" w:eastAsia="zxx" w:bidi="zxx"/>
         </w:rPr>
-        <w:t>"""Add one word to Aho-Corasick trie"""</w:t>
+        <w:t>"""Add one pattern to Aho-Corasick trie"""</w:t>
       </w:r>
     </w:p>
     <w:p>
@@ -7840,7 +7583,7 @@
           <w:szCs w:val="22"/>
           <w:lang w:val="zxx" w:eastAsia="zxx" w:bidi="zxx"/>
         </w:rPr>
-        <w:t>print(f"Adding word: {word}, word index: {wordIndex}")</w:t>
+        <w:t>print(f"Adding pattern: {pattern}, pattern index: {patternIndex}")</w:t>
       </w:r>
     </w:p>
     <w:p>
@@ -7868,7 +7611,7 @@
           <w:szCs w:val="22"/>
           <w:lang w:val="zxx" w:eastAsia="zxx" w:bidi="zxx"/>
         </w:rPr>
-        <w:t>print(f"\nTrie before adding {word}:")</w:t>
+        <w:t>print(f"\nTrie before adding {pattern}:")</w:t>
       </w:r>
     </w:p>
     <w:p>
@@ -7973,7 +7716,7 @@
           <w:szCs w:val="22"/>
           <w:lang w:val="zxx" w:eastAsia="zxx" w:bidi="zxx"/>
         </w:rPr>
-        <w:t>for char in word:</w:t>
+        <w:t>for char in pattern:</w:t>
       </w:r>
     </w:p>
     <w:p>
@@ -8001,7 +7744,7 @@
           <w:szCs w:val="22"/>
           <w:lang w:val="zxx" w:eastAsia="zxx" w:bidi="zxx"/>
         </w:rPr>
-        <w:t>print(f"Adding char: {char} from the word that we are adding")</w:t>
+        <w:t>print(f"Adding char: {char} from the pattern that we are adding")</w:t>
       </w:r>
     </w:p>
     <w:p>
@@ -8141,7 +7884,7 @@
           <w:szCs w:val="22"/>
           <w:lang w:val="zxx" w:eastAsia="zxx" w:bidi="zxx"/>
         </w:rPr>
-        <w:t>current.wordLen = len(word)</w:t>
+        <w:t>current.patternLen = len(pattern)</w:t>
       </w:r>
     </w:p>
     <w:p>
@@ -8169,7 +7912,7 @@
           <w:szCs w:val="22"/>
           <w:lang w:val="zxx" w:eastAsia="zxx" w:bidi="zxx"/>
         </w:rPr>
-        <w:t>current.wordIndex = wordIndex</w:t>
+        <w:t>current.patternIndex = patternIndex</w:t>
       </w:r>
     </w:p>
     <w:p>
@@ -8218,7 +7961,7 @@
           <w:szCs w:val="22"/>
           <w:lang w:val="zxx" w:eastAsia="zxx" w:bidi="zxx"/>
         </w:rPr>
-        <w:t>print(f"\nTrie after adding {word}:")</w:t>
+        <w:t>print(f"\nTrie after adding {pattern}:")</w:t>
       </w:r>
     </w:p>
     <w:p>
@@ -8729,7 +8472,7 @@
           <w:szCs w:val="22"/>
           <w:lang w:val="zxx" w:eastAsia="zxx" w:bidi="zxx"/>
         </w:rPr>
-        <w:t>print(f"\nProcessing node id={id(current)} (isTerminal={current.isTerminal}, wordIndex={current.wordIndex})")</w:t>
+        <w:t>print(f"\nProcessing node id={id(current)} (isTerminal={current.isTerminal}, patternIndex={current.patternIndex})")</w:t>
       </w:r>
     </w:p>
     <w:p>
@@ -10080,7 +9823,7 @@
           <w:szCs w:val="22"/>
           <w:lang w:val="zxx" w:eastAsia="zxx" w:bidi="zxx"/>
         </w:rPr>
-        <w:t>desc += f" | TERMINAL (wordIndex={node.wordIndex}, len={node.wordLen})"</w:t>
+        <w:t>desc += f" | TERMINAL (patternIndex={node.patternIndex}, len={node.patternLen})"</w:t>
       </w:r>
     </w:p>
     <w:p>
@@ -10463,7 +10206,7 @@
           <w:szCs w:val="22"/>
           <w:lang w:val="zxx" w:eastAsia="zxx" w:bidi="zxx"/>
         </w:rPr>
-        <w:t>words = [input() for _ in range(n)]</w:t>
+        <w:t>patterns = [input() for _ in range(n)]</w:t>
       </w:r>
     </w:p>
     <w:p>
@@ -10491,7 +10234,7 @@
           <w:szCs w:val="22"/>
           <w:lang w:val="zxx" w:eastAsia="zxx" w:bidi="zxx"/>
         </w:rPr>
-        <w:t>trie = Trie(words)</w:t>
+        <w:t>trie = Trie(patterns)</w:t>
       </w:r>
     </w:p>
     <w:p>
@@ -11018,7 +10761,7 @@
         <w:rPr>
           <w:lang w:val="zxx" w:eastAsia="zxx" w:bidi="zxx"/>
         </w:rPr>
-        <w:t>def __init__(self, words: List[str] = []) -&gt; None:</w:t>
+        <w:t>def __init__(self, patterns: List[str] = []) -&gt; None:</w:t>
       </w:r>
     </w:p>
     <w:p>
@@ -11078,7 +10821,7 @@
         <w:rPr>
           <w:lang w:val="zxx" w:eastAsia="zxx" w:bidi="zxx"/>
         </w:rPr>
-        <w:t>self.wordCount: int = 0</w:t>
+        <w:t>self.patternCount: int = 0</w:t>
       </w:r>
     </w:p>
     <w:p>
@@ -11098,7 +10841,7 @@
         <w:rPr>
           <w:lang w:val="zxx" w:eastAsia="zxx" w:bidi="zxx"/>
         </w:rPr>
-        <w:t>if words:</w:t>
+        <w:t>if patterns:</w:t>
       </w:r>
     </w:p>
     <w:p>
@@ -11118,7 +10861,7 @@
         <w:rPr>
           <w:lang w:val="zxx" w:eastAsia="zxx" w:bidi="zxx"/>
         </w:rPr>
-        <w:t>self.buildTrie(words)</w:t>
+        <w:t>self.buildTrie(patterns)</w:t>
       </w:r>
     </w:p>
     <w:p>
@@ -11151,7 +10894,7 @@
         <w:rPr>
           <w:lang w:val="zxx" w:eastAsia="zxx" w:bidi="zxx"/>
         </w:rPr>
-        <w:t>def buildTrie(self, words: List[str]) -&gt; None:</w:t>
+        <w:t>def buildTrie(self, patterns: List[str]) -&gt; None:</w:t>
       </w:r>
     </w:p>
     <w:p>
@@ -11171,7 +10914,7 @@
         <w:rPr>
           <w:lang w:val="zxx" w:eastAsia="zxx" w:bidi="zxx"/>
         </w:rPr>
-        <w:t>"""Build trie with Aho-Corasick automaton from a list of words"""</w:t>
+        <w:t>"""Build trie with Aho-Corasick automaton from a list of patterns"""</w:t>
       </w:r>
     </w:p>
     <w:p>
@@ -11191,7 +10934,7 @@
         <w:rPr>
           <w:lang w:val="zxx" w:eastAsia="zxx" w:bidi="zxx"/>
         </w:rPr>
-        <w:t>for index, word in enumerate(words):</w:t>
+        <w:t>for index, pattern in enumerate(patterns):</w:t>
       </w:r>
     </w:p>
     <w:p>
@@ -11211,7 +10954,7 @@
         <w:rPr>
           <w:lang w:val="zxx" w:eastAsia="zxx" w:bidi="zxx"/>
         </w:rPr>
-        <w:t>self._add_word(word, index)</w:t>
+        <w:t>self._add_pattern(pattern, index)</w:t>
       </w:r>
     </w:p>
     <w:p>
@@ -11377,7 +11120,7 @@
         <w:rPr>
           <w:lang w:val="zxx" w:eastAsia="zxx" w:bidi="zxx"/>
         </w:rPr>
-        <w:t>self.wordCount = sum(1 for part in parts if part)</w:t>
+        <w:t>self.patternCount = sum(1 for part in parts if part)</w:t>
       </w:r>
     </w:p>
     <w:p>
@@ -11470,7 +11213,7 @@
         <w:rPr>
           <w:lang w:val="zxx" w:eastAsia="zxx" w:bidi="zxx"/>
         </w:rPr>
-        <w:t>self._add_word(part, pos)</w:t>
+        <w:t>self._add_pattern(part, pos)</w:t>
       </w:r>
     </w:p>
     <w:p>
@@ -12407,7 +12150,7 @@
         <w:rPr>
           <w:lang w:val="zxx" w:eastAsia="zxx" w:bidi="zxx"/>
         </w:rPr>
-        <w:t>print("\nChecking accumulated match counts against required word count "</w:t>
+        <w:t>print("\nChecking accumulated match counts against required pattern count "</w:t>
       </w:r>
     </w:p>
     <w:p>
@@ -12427,7 +12170,7 @@
         <w:rPr>
           <w:lang w:val="zxx" w:eastAsia="zxx" w:bidi="zxx"/>
         </w:rPr>
-        <w:t>f"({self.wordCount}):")</w:t>
+        <w:t>f"({self.patternCount}):")</w:t>
       </w:r>
     </w:p>
     <w:p>
@@ -12507,7 +12250,7 @@
         <w:rPr>
           <w:lang w:val="zxx" w:eastAsia="zxx" w:bidi="zxx"/>
         </w:rPr>
-        <w:t>if match_count[i] == self.wordCount:</w:t>
+        <w:t>if match_count[i] == self.patternCount:</w:t>
       </w:r>
     </w:p>
     <w:p>
@@ -12646,7 +12389,7 @@
         <w:rPr>
           <w:lang w:val="zxx" w:eastAsia="zxx" w:bidi="zxx"/>
         </w:rPr>
-        <w:t>def _add_word(self, word: str, wordStart: int) -&gt; None:</w:t>
+        <w:t>def _add_pattern(self, pattern: str, patternStart: int) -&gt; None:</w:t>
       </w:r>
     </w:p>
     <w:p>
@@ -12666,7 +12409,7 @@
         <w:rPr>
           <w:lang w:val="zxx" w:eastAsia="zxx" w:bidi="zxx"/>
         </w:rPr>
-        <w:t>"""Add one word to Aho-Corasick trie"""</w:t>
+        <w:t>"""Add one pattern to Aho-Corasick trie"""</w:t>
       </w:r>
     </w:p>
     <w:p>
@@ -12686,7 +12429,7 @@
         <w:rPr>
           <w:lang w:val="zxx" w:eastAsia="zxx" w:bidi="zxx"/>
         </w:rPr>
-        <w:t>print(f"Adding word: {word}, word start: {wordStart}")</w:t>
+        <w:t>print(f"Adding pattern: {pattern}, pattern start: {patternStart}")</w:t>
       </w:r>
     </w:p>
     <w:p>
@@ -12706,7 +12449,7 @@
         <w:rPr>
           <w:lang w:val="zxx" w:eastAsia="zxx" w:bidi="zxx"/>
         </w:rPr>
-        <w:t>print(f"\nTrie before adding {word}:")</w:t>
+        <w:t>print(f"\nTrie before adding {pattern}:")</w:t>
       </w:r>
     </w:p>
     <w:p>
@@ -12779,7 +12522,7 @@
         <w:rPr>
           <w:lang w:val="zxx" w:eastAsia="zxx" w:bidi="zxx"/>
         </w:rPr>
-        <w:t>for char in word:</w:t>
+        <w:t>for char in pattern:</w:t>
       </w:r>
     </w:p>
     <w:p>
@@ -12799,7 +12542,7 @@
         <w:rPr>
           <w:lang w:val="zxx" w:eastAsia="zxx" w:bidi="zxx"/>
         </w:rPr>
-        <w:t>print(f"Adding char: {char} from the word that we are adding")</w:t>
+        <w:t>print(f"Adding char: {char} from the pattern that we are adding")</w:t>
       </w:r>
     </w:p>
     <w:p>
@@ -12899,7 +12642,7 @@
         <w:rPr>
           <w:lang w:val="zxx" w:eastAsia="zxx" w:bidi="zxx"/>
         </w:rPr>
-        <w:t>current.patternLen = len(word)</w:t>
+        <w:t>current.patternLen = len(pattern)</w:t>
       </w:r>
     </w:p>
     <w:p>
@@ -12919,7 +12662,7 @@
         <w:rPr>
           <w:lang w:val="zxx" w:eastAsia="zxx" w:bidi="zxx"/>
         </w:rPr>
-        <w:t>current.patternStarts.append(wordStart)</w:t>
+        <w:t>current.patternStarts.append(patternStart)</w:t>
       </w:r>
     </w:p>
     <w:p>
@@ -12952,7 +12695,7 @@
         <w:rPr>
           <w:lang w:val="zxx" w:eastAsia="zxx" w:bidi="zxx"/>
         </w:rPr>
-        <w:t>print(f"\nTrie after adding {word}:")</w:t>
+        <w:t>print(f"\nTrie after adding {pattern}:")</w:t>
       </w:r>
     </w:p>
     <w:p>
@@ -14942,7 +14685,7 @@
         <w:rPr>
           <w:lang w:val="zxx" w:eastAsia="zxx" w:bidi="zxx"/>
         </w:rPr>
-        <w:t>self.wordLen: int | None = None</w:t>
+        <w:t>self.patternLen: int | None = None</w:t>
       </w:r>
     </w:p>
     <w:p>
@@ -14962,7 +14705,7 @@
         <w:rPr>
           <w:lang w:val="zxx" w:eastAsia="zxx" w:bidi="zxx"/>
         </w:rPr>
-        <w:t>self.wordIndex: int | None = None</w:t>
+        <w:t>self.patternIndex: int | None = None</w:t>
       </w:r>
     </w:p>
     <w:p>
@@ -15029,7 +14772,7 @@
         <w:rPr>
           <w:lang w:val="zxx" w:eastAsia="zxx" w:bidi="zxx"/>
         </w:rPr>
-        <w:t>def __init__(self, words: List[str] = []) -&gt; None:</w:t>
+        <w:t>def __init__(self, patterns: List[str] = []) -&gt; None:</w:t>
       </w:r>
     </w:p>
     <w:p>
@@ -15069,7 +14812,7 @@
         <w:rPr>
           <w:lang w:val="zxx" w:eastAsia="zxx" w:bidi="zxx"/>
         </w:rPr>
-        <w:t>self.wordLens: dict[int, int] = {}</w:t>
+        <w:t>self.patternLens: dict[int, int] = {}</w:t>
       </w:r>
     </w:p>
     <w:p>
@@ -15089,7 +14832,7 @@
         <w:rPr>
           <w:lang w:val="zxx" w:eastAsia="zxx" w:bidi="zxx"/>
         </w:rPr>
-        <w:t>if words:</w:t>
+        <w:t>if patterns:</w:t>
       </w:r>
     </w:p>
     <w:p>
@@ -15109,7 +14852,7 @@
         <w:rPr>
           <w:lang w:val="zxx" w:eastAsia="zxx" w:bidi="zxx"/>
         </w:rPr>
-        <w:t>self.buildTrie(words)</w:t>
+        <w:t>self.buildTrie(patterns)</w:t>
       </w:r>
     </w:p>
     <w:p>
@@ -15142,7 +14885,7 @@
         <w:rPr>
           <w:lang w:val="zxx" w:eastAsia="zxx" w:bidi="zxx"/>
         </w:rPr>
-        <w:t>def buildTrie(self, words: List[str]) -&gt; None:</w:t>
+        <w:t>def buildTrie(self, patterns: List[str]) -&gt; None:</w:t>
       </w:r>
     </w:p>
     <w:p>
@@ -15162,7 +14905,7 @@
         <w:rPr>
           <w:lang w:val="zxx" w:eastAsia="zxx" w:bidi="zxx"/>
         </w:rPr>
-        <w:t>"""Build trie with Aho-Corasick automaton from a list of words"""</w:t>
+        <w:t>"""Build trie with Aho-Corasick automaton from a list of patterns"""</w:t>
       </w:r>
     </w:p>
     <w:p>
@@ -15182,7 +14925,7 @@
         <w:rPr>
           <w:lang w:val="zxx" w:eastAsia="zxx" w:bidi="zxx"/>
         </w:rPr>
-        <w:t>for index, word in enumerate(words):</w:t>
+        <w:t>for index, pattern in enumerate(patterns):</w:t>
       </w:r>
     </w:p>
     <w:p>
@@ -15202,7 +14945,7 @@
         <w:rPr>
           <w:lang w:val="zxx" w:eastAsia="zxx" w:bidi="zxx"/>
         </w:rPr>
-        <w:t>self._add_word(word, index)</w:t>
+        <w:t>self._add_pattern(pattern, index)</w:t>
       </w:r>
     </w:p>
     <w:p>
@@ -15819,7 +15562,7 @@
         <w:rPr>
           <w:lang w:val="zxx" w:eastAsia="zxx" w:bidi="zxx"/>
         </w:rPr>
-        <w:t>wordLen = self.wordLens[patternIndex - 1]</w:t>
+        <w:t>patternLen = self.patternLens[patternIndex - 1]</w:t>
       </w:r>
     </w:p>
     <w:p>
@@ -15859,7 +15602,7 @@
         <w:rPr>
           <w:lang w:val="zxx" w:eastAsia="zxx" w:bidi="zxx"/>
         </w:rPr>
-        <w:t>end = pos + wordLen - 1</w:t>
+        <w:t>end = pos + patternLen - 1</w:t>
       </w:r>
     </w:p>
     <w:p>
@@ -15992,7 +15735,7 @@
         <w:rPr>
           <w:lang w:val="zxx" w:eastAsia="zxx" w:bidi="zxx"/>
         </w:rPr>
-        <w:t>other_len = self.wordLens[other_patternIndex - 1]</w:t>
+        <w:t>other_len = self.patternLens[other_patternIndex - 1]</w:t>
       </w:r>
     </w:p>
     <w:p>
@@ -16955,7 +16698,7 @@
         <w:rPr>
           <w:lang w:val="zxx" w:eastAsia="zxx" w:bidi="zxx"/>
         </w:rPr>
-        <w:t>start_pos = i - current.wordLen + 2</w:t>
+        <w:t>start_pos = i - current.patternLen + 2</w:t>
       </w:r>
     </w:p>
     <w:p>
@@ -16975,7 +16718,7 @@
         <w:rPr>
           <w:lang w:val="zxx" w:eastAsia="zxx" w:bidi="zxx"/>
         </w:rPr>
-        <w:t>print(f"  MATCH FOUND at current node! wordIndex={current.wordIndex}, wordLen={current.wordLen}")</w:t>
+        <w:t>print(f"  MATCH FOUND at current node! patternIndex={current.patternIndex}, patternLen={current.patternLen}")</w:t>
       </w:r>
     </w:p>
     <w:p>
@@ -16995,7 +16738,7 @@
         <w:rPr>
           <w:lang w:val="zxx" w:eastAsia="zxx" w:bidi="zxx"/>
         </w:rPr>
-        <w:t>print(f"    Start position: {start_pos}, Pattern index: {current.wordIndex + 1}")</w:t>
+        <w:t>print(f"    Start position: {start_pos}, Pattern index: {current.patternIndex + 1}")</w:t>
       </w:r>
     </w:p>
     <w:p>
@@ -17015,7 +16758,7 @@
         <w:rPr>
           <w:lang w:val="zxx" w:eastAsia="zxx" w:bidi="zxx"/>
         </w:rPr>
-        <w:t>result.append((start_pos, current.wordIndex + 1))</w:t>
+        <w:t>result.append((start_pos, current.patternIndex + 1))</w:t>
       </w:r>
     </w:p>
     <w:p>
@@ -17148,7 +16891,7 @@
         <w:rPr>
           <w:lang w:val="zxx" w:eastAsia="zxx" w:bidi="zxx"/>
         </w:rPr>
-        <w:t>start_pos = i - temp.wordLen + 2</w:t>
+        <w:t>start_pos = i - temp.patternLen + 2</w:t>
       </w:r>
     </w:p>
     <w:p>
@@ -17168,7 +16911,7 @@
         <w:rPr>
           <w:lang w:val="zxx" w:eastAsia="zxx" w:bidi="zxx"/>
         </w:rPr>
-        <w:t>print(f"  EXIT LINK MATCH! wordIndex={temp.wordIndex}, wordLen={temp.wordLen}")</w:t>
+        <w:t>print(f"  EXIT LINK MATCH! patternIndex={temp.patternIndex}, patternLen={temp.patternLen}")</w:t>
       </w:r>
     </w:p>
     <w:p>
@@ -17188,7 +16931,7 @@
         <w:rPr>
           <w:lang w:val="zxx" w:eastAsia="zxx" w:bidi="zxx"/>
         </w:rPr>
-        <w:t>print(f"    Start position: {start_pos}, Pattern index: {temp.wordIndex + 1}")</w:t>
+        <w:t>print(f"    Start position: {start_pos}, Pattern index: {temp.patternIndex + 1}")</w:t>
       </w:r>
     </w:p>
     <w:p>
@@ -17208,7 +16951,7 @@
         <w:rPr>
           <w:lang w:val="zxx" w:eastAsia="zxx" w:bidi="zxx"/>
         </w:rPr>
-        <w:t>result.append((start_pos, temp.wordIndex + 1))</w:t>
+        <w:t>result.append((start_pos, temp.patternIndex + 1))</w:t>
       </w:r>
     </w:p>
     <w:p>
@@ -17367,7 +17110,7 @@
         <w:rPr>
           <w:lang w:val="zxx" w:eastAsia="zxx" w:bidi="zxx"/>
         </w:rPr>
-        <w:t>def _add_word(self, word: str, wordIndex: int) -&gt; None:</w:t>
+        <w:t>def _add_pattern(self, pattern: str, patternIndex: int) -&gt; None:</w:t>
       </w:r>
     </w:p>
     <w:p>
@@ -17387,7 +17130,7 @@
         <w:rPr>
           <w:lang w:val="zxx" w:eastAsia="zxx" w:bidi="zxx"/>
         </w:rPr>
-        <w:t>"""Add one word to Aho-Corasick trie"""</w:t>
+        <w:t>"""Add one pattern to Aho-Corasick trie"""</w:t>
       </w:r>
     </w:p>
     <w:p>
@@ -17407,7 +17150,7 @@
         <w:rPr>
           <w:lang w:val="zxx" w:eastAsia="zxx" w:bidi="zxx"/>
         </w:rPr>
-        <w:t>print(f"Adding word: {word}, word index: {wordIndex}")</w:t>
+        <w:t>print(f"Adding pattern: {pattern}, pattern index: {patternIndex}")</w:t>
       </w:r>
     </w:p>
     <w:p>
@@ -17427,7 +17170,7 @@
         <w:rPr>
           <w:lang w:val="zxx" w:eastAsia="zxx" w:bidi="zxx"/>
         </w:rPr>
-        <w:t>print(f"\nTrie before adding {word}:")</w:t>
+        <w:t>print(f"\nTrie before adding {pattern}:")</w:t>
       </w:r>
     </w:p>
     <w:p>
@@ -17500,7 +17243,7 @@
         <w:rPr>
           <w:lang w:val="zxx" w:eastAsia="zxx" w:bidi="zxx"/>
         </w:rPr>
-        <w:t>for char in word:</w:t>
+        <w:t>for char in pattern:</w:t>
       </w:r>
     </w:p>
     <w:p>
@@ -17520,7 +17263,7 @@
         <w:rPr>
           <w:lang w:val="zxx" w:eastAsia="zxx" w:bidi="zxx"/>
         </w:rPr>
-        <w:t>print(f"Adding char: {char} from the word that we are adding")</w:t>
+        <w:t>print(f"Adding char: {char} from the pattern that we are adding")</w:t>
       </w:r>
     </w:p>
     <w:p>
@@ -17620,7 +17363,7 @@
         <w:rPr>
           <w:lang w:val="zxx" w:eastAsia="zxx" w:bidi="zxx"/>
         </w:rPr>
-        <w:t>current.wordLen = len(word)</w:t>
+        <w:t>current.patternLen = len(pattern)</w:t>
       </w:r>
     </w:p>
     <w:p>
@@ -17640,7 +17383,7 @@
         <w:rPr>
           <w:lang w:val="zxx" w:eastAsia="zxx" w:bidi="zxx"/>
         </w:rPr>
-        <w:t>current.wordIndex = wordIndex</w:t>
+        <w:t>current.patternIndex = patternIndex</w:t>
       </w:r>
     </w:p>
     <w:p>
@@ -17660,7 +17403,7 @@
         <w:rPr>
           <w:lang w:val="zxx" w:eastAsia="zxx" w:bidi="zxx"/>
         </w:rPr>
-        <w:t>self.wordLens[wordIndex] = len(word)</w:t>
+        <w:t>self.patternLens[patternIndex] = len(pattern)</w:t>
       </w:r>
     </w:p>
     <w:p>
@@ -17693,7 +17436,7 @@
         <w:rPr>
           <w:lang w:val="zxx" w:eastAsia="zxx" w:bidi="zxx"/>
         </w:rPr>
-        <w:t>print(f"\nTrie after adding {word}:")</w:t>
+        <w:t>print(f"\nTrie after adding {pattern}:")</w:t>
       </w:r>
     </w:p>
     <w:p>
@@ -18052,7 +17795,7 @@
         <w:rPr>
           <w:lang w:val="zxx" w:eastAsia="zxx" w:bidi="zxx"/>
         </w:rPr>
-        <w:t>print(f"\nProcessing node id={id(current)} (isTerminal={current.isTerminal}, wordIndex={current.wordIndex})")</w:t>
+        <w:t>print(f"\nProcessing node id={id(current)} (isTerminal={current.isTerminal}, patternIndex={current.patternIndex})")</w:t>
       </w:r>
     </w:p>
     <w:p>
@@ -18995,7 +18738,7 @@
         <w:rPr>
           <w:lang w:val="zxx" w:eastAsia="zxx" w:bidi="zxx"/>
         </w:rPr>
-        <w:t>desc += f" | TERMINAL (wordIndex={node.wordIndex}, len={node.wordLen})"</w:t>
+        <w:t>desc += f" | TERMINAL (patternIndex={node.patternIndex}, len={node.patternLen})"</w:t>
       </w:r>
     </w:p>
     <w:p>
@@ -19261,7 +19004,7 @@
         <w:rPr>
           <w:lang w:val="zxx" w:eastAsia="zxx" w:bidi="zxx"/>
         </w:rPr>
-        <w:t>words = [input() for _ in range(n)]</w:t>
+        <w:t>patterns = [input() for _ in range(n)]</w:t>
       </w:r>
     </w:p>
     <w:p>
@@ -19281,7 +19024,7 @@
         <w:rPr>
           <w:lang w:val="zxx" w:eastAsia="zxx" w:bidi="zxx"/>
         </w:rPr>
-        <w:t>trie = Trie(words)</w:t>
+        <w:t>trie = Trie(patterns)</w:t>
       </w:r>
     </w:p>
     <w:p>
@@ -21656,15 +21399,15 @@
     <w:rsid w:val="00ff0f95"/>
     <w:rPr/>
   </w:style>
-  <w:style w:type="character" w:styleId="Bullets">
-    <w:name w:val="Bullets"/>
+  <w:style w:type="character" w:styleId="Bulletsuser">
+    <w:name w:val="Bullets (user)"/>
     <w:qFormat/>
     <w:rPr>
       <w:rFonts w:ascii="OpenSymbol" w:hAnsi="OpenSymbol" w:eastAsia="OpenSymbol" w:cs="OpenSymbol"/>
     </w:rPr>
   </w:style>
-  <w:style w:type="character" w:styleId="Bulletsuser">
-    <w:name w:val="Bullets (user)"/>
+  <w:style w:type="character" w:styleId="Bullets">
+    <w:name w:val="Bullets"/>
     <w:qFormat/>
     <w:rPr>
       <w:rFonts w:ascii="OpenSymbol" w:hAnsi="OpenSymbol" w:eastAsia="OpenSymbol" w:cs="OpenSymbol"/>

--- a/Gavrilov_Evgenii_lb5/Gavrilov_Evgenii_lb5.docx
+++ b/Gavrilov_Evgenii_lb5/Gavrilov_Evgenii_lb5.docx
@@ -1415,7 +1415,7 @@
           <w:szCs w:val="28"/>
           <w:lang w:val="zxx" w:eastAsia="zxx" w:bidi="zxx"/>
         </w:rPr>
-        <w:t>В ходе работы был реализован алгоритм Ахо-Корасик, который по входным данным — тексту text и набору образцов patterns — находит все вхождения образцов набора patterns в строке text за линейное время (относительно суммарной длины текста и всех образцов) — функция search(text) класса Trie.</w:t>
+        <w:t>В ходе работы был реализован алгоритм Ахо-Корасик, который по входным данным – тексту text и набору образцов patterns – находит все вхождения образцов набора patterns в строке text за линейное время (относительно суммарной длины текста и всех образцов) – функция search(text) класса Trie.</w:t>
       </w:r>
     </w:p>
     <w:p>
@@ -1439,7 +1439,71 @@
           <w:szCs w:val="28"/>
           <w:lang w:val="zxx" w:eastAsia="zxx" w:bidi="zxx"/>
         </w:rPr>
-        <w:t>Алгоритм использует бор (Trie), составленный из набора образцов, дополненный суффиксными ссылками (поле suff) и конечными ссылками (поле exit). Суффиксные и конечные ссылки строятся функцией _build_automaton() после того, как образцы набора добавлены в бор функцией _add_pattern(pattern, patternIndex).</w:t>
+        <w:t>Алгоритм использует бор (Trie), составленный из набора образцов, суффиксны</w:t>
+      </w:r>
+      <w:r>
+        <w:rPr>
+          <w:sz w:val="28"/>
+          <w:szCs w:val="28"/>
+          <w:lang w:val="zxx" w:eastAsia="zxx" w:bidi="zxx"/>
+        </w:rPr>
+        <w:t>х</w:t>
+      </w:r>
+      <w:r>
+        <w:rPr>
+          <w:sz w:val="28"/>
+          <w:szCs w:val="28"/>
+          <w:lang w:val="zxx" w:eastAsia="zxx" w:bidi="zxx"/>
+        </w:rPr>
+        <w:t xml:space="preserve"> ссыл</w:t>
+      </w:r>
+      <w:r>
+        <w:rPr>
+          <w:sz w:val="28"/>
+          <w:szCs w:val="28"/>
+          <w:lang w:val="zxx" w:eastAsia="zxx" w:bidi="zxx"/>
+        </w:rPr>
+        <w:t>ок</w:t>
+      </w:r>
+      <w:r>
+        <w:rPr>
+          <w:sz w:val="28"/>
+          <w:szCs w:val="28"/>
+          <w:lang w:val="zxx" w:eastAsia="zxx" w:bidi="zxx"/>
+        </w:rPr>
+        <w:t xml:space="preserve"> (suff) и конечны</w:t>
+      </w:r>
+      <w:r>
+        <w:rPr>
+          <w:sz w:val="28"/>
+          <w:szCs w:val="28"/>
+          <w:lang w:val="zxx" w:eastAsia="zxx" w:bidi="zxx"/>
+        </w:rPr>
+        <w:t>х</w:t>
+      </w:r>
+      <w:r>
+        <w:rPr>
+          <w:sz w:val="28"/>
+          <w:szCs w:val="28"/>
+          <w:lang w:val="zxx" w:eastAsia="zxx" w:bidi="zxx"/>
+        </w:rPr>
+        <w:t xml:space="preserve"> ссыл</w:t>
+      </w:r>
+      <w:r>
+        <w:rPr>
+          <w:sz w:val="28"/>
+          <w:szCs w:val="28"/>
+          <w:lang w:val="zxx" w:eastAsia="zxx" w:bidi="zxx"/>
+        </w:rPr>
+        <w:t>ок</w:t>
+      </w:r>
+      <w:r>
+        <w:rPr>
+          <w:sz w:val="28"/>
+          <w:szCs w:val="28"/>
+          <w:lang w:val="zxx" w:eastAsia="zxx" w:bidi="zxx"/>
+        </w:rPr>
+        <w:t xml:space="preserve"> (поле exit). Суффиксные и конечные ссылки строятся функцией _build_automaton() после того, как образцы набора добавлены в бор функцией _add_pattern(pattern, patternIndex).</w:t>
       </w:r>
     </w:p>
     <w:p>
@@ -1489,7 +1553,7 @@
           <w:szCs w:val="28"/>
           <w:lang w:val="zxx" w:eastAsia="zxx" w:bidi="zxx"/>
         </w:rPr>
-        <w:t>Для решения задания 1 (точный поиск набора образцов) реализована программа, которая считывает из стандартного ввода текст text, количество образцов n и сами образцы, строит на их основе автомат Ахо-Корасик (класс Trie), вызывает на нем search(text) для получения списка вхождений, сортирует список по возрастанию позиции вхождения, а при равных позициях — по возрастанию номера образца, и выводит результат.</w:t>
+        <w:t>Для решения задания 1 (точный поиск набора образцов) реализована программа, которая считывает из стандартного ввода текст text, количество образцов n и сами образцы, строит на их основе автомат Ахо-Корасик (класс Trie), вызывает на нем search(text) для получения списка вхождений, сортирует список по возрастанию позиции вхождения, а при равных позициях – по возрастанию номера образца, и выводит результат.</w:t>
       </w:r>
     </w:p>
     <w:p>
@@ -1549,7 +1613,7 @@
           <w:szCs w:val="28"/>
           <w:lang w:val="zxx" w:eastAsia="zxx" w:bidi="zxx"/>
         </w:rPr>
-        <w:t>На вход подаются строка pattern — добавляемый образец, и его порядковый номер patternIndex (нумерация образцов внутри программы начинается с нуля). Обход начинается с текущего узла current, равного корню бора root. Далее последовательно, по одному символу char, происходит проход по строке pattern: если у текущего узла нет дочернего узла для символа char, создаётся новый узел TrieNode и добавляется в словарь children текущего узла; после этого current смещается в найденный (или только что созданный) дочерний узел. По окончании обработки всех символов строки pattern текущий узел помечается терминальным (isTerminal = True), в него записываются длина добавленного образца (patternLen) и его номер (patternIndex).</w:t>
+        <w:t>На вход подаются строка pattern – добавляемый образец, и его порядковый номер patternIndex (нумерация образцов внутри программы начинается с нуля). Обход начинается с текущего узла current, равного корню бора root. Далее последовательно, по одному символу char, происходит проход по строке pattern: если у текущего узла нет дочернего узла для символа char, создаётся новый узел TrieNode и добавляется в словарь children текущего узла; после этого current смещается в найденный (или только что созданный) дочерний узел. По окончании обработки всех символов строки pattern текущий узел помечается терминальным (isTerminal = True), в него записываются длина добавленного образца (patternLen) и его номер (patternIndex).</w:t>
       </w:r>
     </w:p>
     <w:p>
@@ -1669,7 +1733,7 @@
           <w:szCs w:val="28"/>
           <w:lang w:val="zxx" w:eastAsia="zxx" w:bidi="zxx"/>
         </w:rPr>
-        <w:t>Сначала для каждого прямого потомка корня (узла, соответствующего первому символу какого-либо образца) суффиксная ссылка устанавливается непосредственно на корень, и узел добавляется в очередь queue. Далее выполняется цикл, пока очередь не опустеет: из очереди извлекается узел current, и для каждого его дочернего узла child, соответствующего символу char, выполняется следующая обработка:</w:t>
+        <w:t>Сначала для каждого прямого потомка корня (узла, соответствующего первому символу какого-либо образца) суффиксная ссылка устанавливается на корень, и узел добавляется в очередь queue. Далее выполняется цикл, пока очередь не опустеет: из очереди извлекается узел current, и для каждого его дочернего узла child, соответствующего символу char, выполняется следующая обработка:</w:t>
       </w:r>
     </w:p>
     <w:p>
@@ -1753,7 +1817,7 @@
           <w:szCs w:val="28"/>
           <w:lang w:val="zxx" w:eastAsia="zxx" w:bidi="zxx"/>
         </w:rPr>
-        <w:t>пока fallback не является None и среди детей fallback нет перехода по символу char, значение fallback заменяется на суффиксную ссылку самого fallback (fallback = fallback.suff) — тем самым отыскивается ближайший по суффиксным ссылкам узел, из которого существует переход по символу char;</w:t>
+        <w:t>пока fallback не является None и среди детей fallback нет перехода по символу char, значение fallback заменяется на суффиксную ссылку самого fallback (fallback = fallback.suff), тем самым отыскивается ближайший по суффиксным ссылкам узел, из которого существует переход по символу char;</w:t>
       </w:r>
     </w:p>
     <w:p>
@@ -1837,16 +1901,9 @@
           <w:szCs w:val="28"/>
           <w:lang w:val="zxx" w:eastAsia="zxx" w:bidi="zxx"/>
         </w:rPr>
-        <w:t>если узел, на который указывает суффиксная ссылка child.suff, является терминальным, исходящая ссылка child.exit устанавливается непосредственно на него; иначе исходящая ссылка child наследуется от исходящей ссылки его суффиксного узла (child.exit = child.suff.exit) — это позволяет впоследствии при поиске проходить по цепочке всех образцов, являющихся суффиксами друг друга и заканчивающихся в одной и той же позиции текста;</w:t>
-      </w:r>
-    </w:p>
-    <w:p>
-      <w:pPr>
-        <w:pStyle w:val="ListParagraph"/>
-        <w:spacing w:lineRule="auto" w:line="360" w:before="0" w:after="0"/>
-        <w:ind w:firstLine="720" w:start="0"/>
-        <w:contextualSpacing w:val="false"/>
-        <w:jc w:val="both"/>
+        <w:t xml:space="preserve">если узел, на который указывает суффиксная ссылка child.suff, является терминальным, исходящая ссылка child.exit устанавливается непосредственно на него; иначе исходящая ссылка child наследуется от исходящей ссылки его суффиксного узла (child.exit = child.suff.exit), </w:t>
+      </w:r>
+      <w:r>
         <w:rPr>
           <w:b w:val="false"/>
           <w:bCs w:val="false"/>
@@ -1856,7 +1913,8 @@
           <w:szCs w:val="28"/>
           <w:lang w:val="zxx" w:eastAsia="zxx" w:bidi="zxx"/>
         </w:rPr>
-      </w:pPr>
+        <w:t>что</w:t>
+      </w:r>
       <w:r>
         <w:rPr>
           <w:b w:val="false"/>
@@ -1867,9 +1925,16 @@
           <w:szCs w:val="28"/>
           <w:lang w:val="zxx" w:eastAsia="zxx" w:bidi="zxx"/>
         </w:rPr>
-        <w:t xml:space="preserve">– </w:t>
-      </w:r>
-      <w:r>
+        <w:t xml:space="preserve"> позволяет при поиске проходить по цепочке всех образцов, являющихся суффиксами друг друга и заканчивающихся в одной и той же позиции текста;</w:t>
+      </w:r>
+    </w:p>
+    <w:p>
+      <w:pPr>
+        <w:pStyle w:val="ListParagraph"/>
+        <w:spacing w:lineRule="auto" w:line="360" w:before="0" w:after="0"/>
+        <w:ind w:firstLine="720" w:start="0"/>
+        <w:contextualSpacing w:val="false"/>
+        <w:jc w:val="both"/>
         <w:rPr>
           <w:b w:val="false"/>
           <w:bCs w:val="false"/>
@@ -1879,16 +1944,8 @@
           <w:szCs w:val="28"/>
           <w:lang w:val="zxx" w:eastAsia="zxx" w:bidi="zxx"/>
         </w:rPr>
-        <w:t>узел child добавляется в очередь queue для последующей обработки его собственных дочерних узлов.</w:t>
-      </w:r>
-    </w:p>
-    <w:p>
-      <w:pPr>
-        <w:pStyle w:val="ListParagraph"/>
-        <w:spacing w:lineRule="auto" w:line="360" w:before="0" w:after="0"/>
-        <w:ind w:firstLine="720" w:start="0"/>
-        <w:contextualSpacing w:val="false"/>
-        <w:jc w:val="both"/>
+      </w:pPr>
+      <w:r>
         <w:rPr>
           <w:b w:val="false"/>
           <w:bCs w:val="false"/>
@@ -1898,7 +1955,8 @@
           <w:szCs w:val="28"/>
           <w:lang w:val="zxx" w:eastAsia="zxx" w:bidi="zxx"/>
         </w:rPr>
-      </w:pPr>
+        <w:t xml:space="preserve">– </w:t>
+      </w:r>
       <w:r>
         <w:rPr>
           <w:b w:val="false"/>
@@ -1909,7 +1967,37 @@
           <w:szCs w:val="28"/>
           <w:lang w:val="zxx" w:eastAsia="zxx" w:bidi="zxx"/>
         </w:rPr>
-        <w:t>По завершении обхода всех узлов бора автомат Ахо-Корасик считается построенным.</w:t>
+        <w:t>узел child добавляется в очередь queue для последующей обработки его дочерних узлов.</w:t>
+      </w:r>
+    </w:p>
+    <w:p>
+      <w:pPr>
+        <w:pStyle w:val="ListParagraph"/>
+        <w:spacing w:lineRule="auto" w:line="360" w:before="0" w:after="0"/>
+        <w:ind w:firstLine="720" w:start="0"/>
+        <w:contextualSpacing w:val="false"/>
+        <w:jc w:val="both"/>
+        <w:rPr>
+          <w:b w:val="false"/>
+          <w:bCs w:val="false"/>
+          <w:i w:val="false"/>
+          <w:iCs w:val="false"/>
+          <w:sz w:val="28"/>
+          <w:szCs w:val="28"/>
+          <w:lang w:val="zxx" w:eastAsia="zxx" w:bidi="zxx"/>
+        </w:rPr>
+      </w:pPr>
+      <w:r>
+        <w:rPr>
+          <w:b w:val="false"/>
+          <w:bCs w:val="false"/>
+          <w:i w:val="false"/>
+          <w:iCs w:val="false"/>
+          <w:sz w:val="28"/>
+          <w:szCs w:val="28"/>
+          <w:lang w:val="zxx" w:eastAsia="zxx" w:bidi="zxx"/>
+        </w:rPr>
+        <w:t>По завершении обхода всех узлов бора автомат Ахо-Корасик построен.</w:t>
       </w:r>
     </w:p>
     <w:p>
@@ -2041,7 +2129,7 @@
           <w:szCs w:val="28"/>
           <w:lang w:val="zxx" w:eastAsia="zxx" w:bidi="zxx"/>
         </w:rPr>
-        <w:t>пока текущий узел current не является корнем и среди его детей нет перехода по символу char, узел current заменяется на узел, на который указывает его суффиксная ссылка (current = current.suff), — так реализуется переход в автомате при несовпадении символа, аналогично откату в алгоритме Кнута–Морриса–Пратта;</w:t>
+        <w:t>пока текущий узел current не является корнем и среди его детей нет перехода по символу char, узел current заменяется на узел, на который указывает его суффиксная ссылка (current = current.suff);</w:t>
       </w:r>
     </w:p>
     <w:p>
@@ -2083,7 +2171,7 @@
           <w:szCs w:val="28"/>
           <w:lang w:val="zxx" w:eastAsia="zxx" w:bidi="zxx"/>
         </w:rPr>
-        <w:t>если после этого среди детей current есть переход по char, current смещается в соответствующий дочерний узел; иначе (переход невозможен даже из корня) current остаётся равным корню;</w:t>
+        <w:t>если после этого среди детей current есть переход по char, current смещается в соответствующий дочерний узел; иначе current остаётся равным корню,</w:t>
       </w:r>
     </w:p>
     <w:p>
@@ -2125,7 +2213,7 @@
           <w:szCs w:val="28"/>
           <w:lang w:val="zxx" w:eastAsia="zxx" w:bidi="zxx"/>
         </w:rPr>
-        <w:t>если получившийся узел current терминальный, значит найдено вхождение образца, заканчивающееся в позиции i; начальная позиция вхождения вычисляется как start_pos = i - current.patternLen + 2 (с учётом того, что нумерация позиций в тексте ведётся с единицы), и в список result добавляется пара (start_pos, current.patternIndex + 1);</w:t>
+        <w:t>если получившийся узел current терминальный, значит, найдено вхождение образца, заканчивающееся в позиции i; начальная позиция вхождения вычисляется как start_pos = i - current.patternLen + 2 (с учётом того, что нумерация позиций в тексте ведётся с единицы), и в список result добавляется пара (start_pos, current.patternIndex + 1);</w:t>
       </w:r>
     </w:p>
     <w:p>
@@ -2167,16 +2255,9 @@
           <w:szCs w:val="28"/>
           <w:lang w:val="zxx" w:eastAsia="zxx" w:bidi="zxx"/>
         </w:rPr>
-        <w:t>далее по цепочке исходящих ссылок (exit) организуется поиск всех прочих образцов, заканчивающихся в этой же позиции текста и являющихся суффиксами уже найденного совпадения: пока очередной узел цепочки temp не равен None, для него аналогично вычисляется начальная позиция вхождения и добавляется соответствующая пара в result, после чего temp смещается на temp.exit.</w:t>
-      </w:r>
-    </w:p>
-    <w:p>
-      <w:pPr>
-        <w:pStyle w:val="ListParagraph"/>
-        <w:spacing w:lineRule="auto" w:line="360" w:before="0" w:after="0"/>
-        <w:ind w:firstLine="720" w:start="0"/>
-        <w:contextualSpacing w:val="false"/>
-        <w:jc w:val="both"/>
+        <w:t xml:space="preserve">далее по цепочке </w:t>
+      </w:r>
+      <w:r>
         <w:rPr>
           <w:b w:val="false"/>
           <w:bCs w:val="false"/>
@@ -2186,7 +2267,8 @@
           <w:szCs w:val="28"/>
           <w:lang w:val="zxx" w:eastAsia="zxx" w:bidi="zxx"/>
         </w:rPr>
-      </w:pPr>
+        <w:t xml:space="preserve">конечных </w:t>
+      </w:r>
       <w:r>
         <w:rPr>
           <w:b w:val="false"/>
@@ -2197,7 +2279,85 @@
           <w:szCs w:val="28"/>
           <w:lang w:val="zxx" w:eastAsia="zxx" w:bidi="zxx"/>
         </w:rPr>
-        <w:t>По окончании прохода по всем символам строки text функция возвращает список result со всеми найденными вхождениями образцов.</w:t>
+        <w:t xml:space="preserve">ссылок (exit) организуется поиск всех прочих образцов, заканчивающихся в этой же позиции текста и являющихся суффиксами уже найденного совпадения: пока очередной узел цепочки temp не равен None, для него вычисляется начальная позиция вхождения и добавляется соответствующая пара в result, </w:t>
+      </w:r>
+      <w:r>
+        <w:rPr>
+          <w:b w:val="false"/>
+          <w:bCs w:val="false"/>
+          <w:i w:val="false"/>
+          <w:iCs w:val="false"/>
+          <w:sz w:val="28"/>
+          <w:szCs w:val="28"/>
+          <w:lang w:val="zxx" w:eastAsia="zxx" w:bidi="zxx"/>
+        </w:rPr>
+        <w:t xml:space="preserve">а </w:t>
+      </w:r>
+      <w:r>
+        <w:rPr>
+          <w:b w:val="false"/>
+          <w:bCs w:val="false"/>
+          <w:i w:val="false"/>
+          <w:iCs w:val="false"/>
+          <w:sz w:val="28"/>
+          <w:szCs w:val="28"/>
+          <w:lang w:val="zxx" w:eastAsia="zxx" w:bidi="zxx"/>
+        </w:rPr>
+        <w:t>temp смещается на temp.exit.</w:t>
+      </w:r>
+    </w:p>
+    <w:p>
+      <w:pPr>
+        <w:pStyle w:val="ListParagraph"/>
+        <w:spacing w:lineRule="auto" w:line="360" w:before="0" w:after="0"/>
+        <w:ind w:firstLine="720" w:start="0"/>
+        <w:contextualSpacing w:val="false"/>
+        <w:jc w:val="both"/>
+        <w:rPr>
+          <w:b w:val="false"/>
+          <w:bCs w:val="false"/>
+          <w:i w:val="false"/>
+          <w:iCs w:val="false"/>
+          <w:sz w:val="28"/>
+          <w:szCs w:val="28"/>
+          <w:lang w:val="zxx" w:eastAsia="zxx" w:bidi="zxx"/>
+        </w:rPr>
+      </w:pPr>
+      <w:r>
+        <w:rPr>
+          <w:b w:val="false"/>
+          <w:bCs w:val="false"/>
+          <w:i w:val="false"/>
+          <w:iCs w:val="false"/>
+          <w:sz w:val="28"/>
+          <w:szCs w:val="28"/>
+          <w:lang w:val="zxx" w:eastAsia="zxx" w:bidi="zxx"/>
+        </w:rPr>
+        <w:t xml:space="preserve">По окончании прохода по всем символам строки text </w:t>
+      </w:r>
+      <w:r>
+        <w:rPr>
+          <w:b w:val="false"/>
+          <w:bCs w:val="false"/>
+          <w:i w:val="false"/>
+          <w:iCs w:val="false"/>
+          <w:sz w:val="28"/>
+          <w:szCs w:val="28"/>
+          <w:lang w:val="zxx" w:eastAsia="zxx" w:bidi="zxx"/>
+        </w:rPr>
+        <w:t xml:space="preserve">возвращается </w:t>
+      </w:r>
+      <w:r>
+        <w:rPr>
+          <w:b w:val="false"/>
+          <w:bCs w:val="false"/>
+          <w:i w:val="false"/>
+          <w:iCs w:val="false"/>
+          <w:sz w:val="28"/>
+          <w:szCs w:val="28"/>
+          <w:lang w:val="zxx" w:eastAsia="zxx" w:bidi="zxx"/>
+        </w:rPr>
+        <w:t>список result со всеми найденными вхождениями образцов.</w:t>
       </w:r>
     </w:p>
     <w:p>
@@ -2257,7 +2417,79 @@
           <w:szCs w:val="28"/>
           <w:lang w:val="zxx" w:eastAsia="zxx" w:bidi="zxx"/>
         </w:rPr>
-        <w:t>Из стандартного ввода считываются: строка text, целое число n — количество образцов, и n строк — сами образцы patterns. На основе списка patterns создаётся экземпляр класса Trie, конструктор которого вызывает buildTrie(): все образцы добавляются в бор функцией _add_pattern(), после чего строится автомат функцией _build_automaton(). Вызывается search(text) для получения списка найденных вхождений results, который сортируется по возрастанию позиции, а при равных позициях — по возрастанию номера образца. В конце концов, стандартный вывод построчно печатаются пары значений (позиция, номер образца) из отсортированного списка.</w:t>
+        <w:t xml:space="preserve">Из стандартного ввода считываются: строка text, целое число n – количество образцов, и n строк – сами образцы patterns. На основе списка patterns создаётся экземпляр класса Trie, </w:t>
+      </w:r>
+      <w:r>
+        <w:rPr>
+          <w:b w:val="false"/>
+          <w:bCs w:val="false"/>
+          <w:i w:val="false"/>
+          <w:iCs w:val="false"/>
+          <w:sz w:val="28"/>
+          <w:szCs w:val="28"/>
+          <w:lang w:val="zxx" w:eastAsia="zxx" w:bidi="zxx"/>
+        </w:rPr>
+        <w:t xml:space="preserve">его </w:t>
+      </w:r>
+      <w:r>
+        <w:rPr>
+          <w:b w:val="false"/>
+          <w:bCs w:val="false"/>
+          <w:i w:val="false"/>
+          <w:iCs w:val="false"/>
+          <w:sz w:val="28"/>
+          <w:szCs w:val="28"/>
+          <w:lang w:val="zxx" w:eastAsia="zxx" w:bidi="zxx"/>
+        </w:rPr>
+        <w:t xml:space="preserve">конструктор вызывает buildTrie(). </w:t>
+      </w:r>
+      <w:r>
+        <w:rPr>
+          <w:b w:val="false"/>
+          <w:bCs w:val="false"/>
+          <w:i w:val="false"/>
+          <w:iCs w:val="false"/>
+          <w:sz w:val="28"/>
+          <w:szCs w:val="28"/>
+          <w:lang w:val="zxx" w:eastAsia="zxx" w:bidi="zxx"/>
+        </w:rPr>
+        <w:t>В нем в</w:t>
+      </w:r>
+      <w:r>
+        <w:rPr>
+          <w:b w:val="false"/>
+          <w:bCs w:val="false"/>
+          <w:i w:val="false"/>
+          <w:iCs w:val="false"/>
+          <w:sz w:val="28"/>
+          <w:szCs w:val="28"/>
+          <w:lang w:val="zxx" w:eastAsia="zxx" w:bidi="zxx"/>
+        </w:rPr>
+        <w:t>се образцы добавляются в бор функцией _add_pattern(), после чего строится автомат функцией _build_automaton(). Вызывается search(text) для получения списка найденных вхождений results, который сортируется по возрастанию позиции, а при равных позициях по возрастанию номера образца. В конце</w:t>
+      </w:r>
+      <w:r>
+        <w:rPr>
+          <w:b w:val="false"/>
+          <w:bCs w:val="false"/>
+          <w:i w:val="false"/>
+          <w:iCs w:val="false"/>
+          <w:sz w:val="28"/>
+          <w:szCs w:val="28"/>
+          <w:lang w:val="zxx" w:eastAsia="zxx" w:bidi="zxx"/>
+        </w:rPr>
+        <w:t>-</w:t>
+      </w:r>
+      <w:r>
+        <w:rPr>
+          <w:b w:val="false"/>
+          <w:bCs w:val="false"/>
+          <w:i w:val="false"/>
+          <w:iCs w:val="false"/>
+          <w:sz w:val="28"/>
+          <w:szCs w:val="28"/>
+          <w:lang w:val="zxx" w:eastAsia="zxx" w:bidi="zxx"/>
+        </w:rPr>
+        <w:t>концов, стандартный вывод построчно печатаются пары значений (позиция, номер образца) из отсортированного списка.</w:t>
       </w:r>
     </w:p>
     <w:p>
@@ -2377,7 +2609,7 @@
           <w:szCs w:val="28"/>
           <w:lang w:val="zxx" w:eastAsia="zxx" w:bidi="zxx"/>
         </w:rPr>
-        <w:t>На вход подаются строка pattern — образец с джокерами, и строка wildcard, содержащая символ джокера. Образец pattern разбивается по вхождениям джокера на список частей parts (используется стандартное разбиение строки — split(wildcard)). В поле patternLen класса Trie записывается длина всего образца pattern вместе с джокерами, а в поле patternCount — количество непустых частей, то есть число сплошных (не разделённых джокером) участков образца, каждый из которых предстоит искать как самостоятельное слово в тексте.</w:t>
+        <w:t>На вход подаются строка pattern – образец с джокерами, и строка wildcard, содержащая символ джокера. Образец pattern разбивается по вхождениям джокера на список частей parts. В поле patternLen класса Trie записывается длина всего образца pattern вместе с джокерами, а в поле patternCount – количество непустых частей, то есть число не разделённых джокером участков образца, каждый из которых предстоит искать как самостоятельное слово в тексте.</w:t>
       </w:r>
     </w:p>
     <w:p>
@@ -2407,7 +2639,79 @@
           <w:szCs w:val="28"/>
           <w:lang w:val="zxx" w:eastAsia="zxx" w:bidi="zxx"/>
         </w:rPr>
-        <w:t>Далее для каждой непустой части part из списка parts она добавляется в бор функцией _add_pattern(part, pos), где pos — позиция начала данной части внутри исходного образца pattern; эта позиция накапливается по мере перебора частей с учётом длины джокера между ними (pos += len(part) + len(wildcard)). Позиция pos сохраняется в списке patternStarts соответствующего терминального узла — список используется, а не одно значение, поскольку одинаковые по содержанию части образца, стоящие на разных позициях, соответствуют одному и тому же узлу бора. После добавления всех частей вызывается _build_automaton() для построения автомата, — таким образом, поиск образца с джокерами сводится к множественному поиску его сплошных частей.</w:t>
+        <w:t xml:space="preserve">Далее для каждой непустой части part из списка parts она добавляется в бор функцией _add_pattern(part, pos), где pos позиция начала данной части внутри исходного образца patter. </w:t>
+      </w:r>
+      <w:r>
+        <w:rPr>
+          <w:b w:val="false"/>
+          <w:bCs w:val="false"/>
+          <w:i w:val="false"/>
+          <w:iCs w:val="false"/>
+          <w:sz w:val="28"/>
+          <w:szCs w:val="28"/>
+          <w:lang w:val="zxx" w:eastAsia="zxx" w:bidi="zxx"/>
+        </w:rPr>
+        <w:t xml:space="preserve">Она </w:t>
+      </w:r>
+      <w:r>
+        <w:rPr>
+          <w:b w:val="false"/>
+          <w:bCs w:val="false"/>
+          <w:i w:val="false"/>
+          <w:iCs w:val="false"/>
+          <w:sz w:val="28"/>
+          <w:szCs w:val="28"/>
+          <w:lang w:val="zxx" w:eastAsia="zxx" w:bidi="zxx"/>
+        </w:rPr>
+        <w:t xml:space="preserve">накапливается по мере перебора частей с учётом длины джокера между ними (pos += len(part) + len(wildcard)). Позиция pos сохраняется в списке patternStarts соответствующего терминального узла. </w:t>
+      </w:r>
+      <w:r>
+        <w:rPr>
+          <w:b w:val="false"/>
+          <w:bCs w:val="false"/>
+          <w:i w:val="false"/>
+          <w:iCs w:val="false"/>
+          <w:sz w:val="28"/>
+          <w:szCs w:val="28"/>
+          <w:lang w:val="zxx" w:eastAsia="zxx" w:bidi="zxx"/>
+        </w:rPr>
+        <w:t>И</w:t>
+      </w:r>
+      <w:r>
+        <w:rPr>
+          <w:b w:val="false"/>
+          <w:bCs w:val="false"/>
+          <w:i w:val="false"/>
+          <w:iCs w:val="false"/>
+          <w:sz w:val="28"/>
+          <w:szCs w:val="28"/>
+          <w:lang w:val="zxx" w:eastAsia="zxx" w:bidi="zxx"/>
+        </w:rPr>
+        <w:t xml:space="preserve">спользуется </w:t>
+      </w:r>
+      <w:r>
+        <w:rPr>
+          <w:b w:val="false"/>
+          <w:bCs w:val="false"/>
+          <w:i w:val="false"/>
+          <w:iCs w:val="false"/>
+          <w:sz w:val="28"/>
+          <w:szCs w:val="28"/>
+          <w:lang w:val="zxx" w:eastAsia="zxx" w:bidi="zxx"/>
+        </w:rPr>
+        <w:t>список</w:t>
+      </w:r>
+      <w:r>
+        <w:rPr>
+          <w:b w:val="false"/>
+          <w:bCs w:val="false"/>
+          <w:i w:val="false"/>
+          <w:iCs w:val="false"/>
+          <w:sz w:val="28"/>
+          <w:szCs w:val="28"/>
+          <w:lang w:val="zxx" w:eastAsia="zxx" w:bidi="zxx"/>
+        </w:rPr>
+        <w:t>, а не одно значение, поскольку одинаковые по содержанию части образца, стоящие на разных позициях, соответствуют одному и тому же узлу бора. После добавления всех частей вызывается _build_automaton() для построения автомата.</w:t>
       </w:r>
     </w:p>
     <w:p>
@@ -2417,6 +2721,17 @@
         <w:ind w:firstLine="720" w:start="0"/>
         <w:contextualSpacing w:val="false"/>
         <w:jc w:val="both"/>
+        <w:rPr>
+          <w:b w:val="false"/>
+          <w:bCs w:val="false"/>
+          <w:i w:val="false"/>
+          <w:iCs w:val="false"/>
+          <w:sz w:val="28"/>
+          <w:szCs w:val="28"/>
+          <w:lang w:val="zxx" w:eastAsia="zxx" w:bidi="zxx"/>
+        </w:rPr>
+      </w:pPr>
+      <w:r>
         <w:rPr>
           <w:b/>
           <w:bCs/>
@@ -2426,8 +2741,142 @@
           <w:szCs w:val="28"/>
           <w:lang w:val="zxx" w:eastAsia="zxx" w:bidi="zxx"/>
         </w:rPr>
-      </w:pPr>
-      <w:r>
+        <w:t>Описание функции search(text: str) -&gt; List[int]</w:t>
+      </w:r>
+    </w:p>
+    <w:p>
+      <w:pPr>
+        <w:pStyle w:val="ListParagraph"/>
+        <w:spacing w:lineRule="auto" w:line="360" w:before="0" w:after="0"/>
+        <w:ind w:firstLine="720" w:start="0"/>
+        <w:contextualSpacing w:val="false"/>
+        <w:jc w:val="both"/>
+        <w:rPr>
+          <w:b w:val="false"/>
+          <w:bCs w:val="false"/>
+          <w:i w:val="false"/>
+          <w:iCs w:val="false"/>
+          <w:sz w:val="28"/>
+          <w:szCs w:val="28"/>
+          <w:lang w:val="zxx" w:eastAsia="zxx" w:bidi="zxx"/>
+        </w:rPr>
+      </w:pPr>
+      <w:r>
+        <w:rPr>
+          <w:b w:val="false"/>
+          <w:bCs w:val="false"/>
+          <w:i w:val="false"/>
+          <w:iCs w:val="false"/>
+          <w:sz w:val="28"/>
+          <w:szCs w:val="28"/>
+          <w:lang w:val="zxx" w:eastAsia="zxx" w:bidi="zxx"/>
+        </w:rPr>
+        <w:t>П</w:t>
+      </w:r>
+      <w:r>
+        <w:rPr>
+          <w:b w:val="false"/>
+          <w:bCs w:val="false"/>
+          <w:i w:val="false"/>
+          <w:iCs w:val="false"/>
+          <w:sz w:val="28"/>
+          <w:szCs w:val="28"/>
+          <w:lang w:val="zxx" w:eastAsia="zxx" w:bidi="zxx"/>
+        </w:rPr>
+        <w:t xml:space="preserve">ереход по автомату при обработке каждого символа текста выполняется так же, как и в search() задания 1 (с откатом по суффиксным ссылкам. </w:t>
+      </w:r>
+      <w:r>
+        <w:rPr>
+          <w:b w:val="false"/>
+          <w:bCs w:val="false"/>
+          <w:i w:val="false"/>
+          <w:iCs w:val="false"/>
+          <w:sz w:val="28"/>
+          <w:szCs w:val="28"/>
+          <w:lang w:val="zxx" w:eastAsia="zxx" w:bidi="zxx"/>
+        </w:rPr>
+        <w:t>Однако в</w:t>
+      </w:r>
+      <w:r>
+        <w:rPr>
+          <w:b w:val="false"/>
+          <w:bCs w:val="false"/>
+          <w:i w:val="false"/>
+          <w:iCs w:val="false"/>
+          <w:sz w:val="28"/>
+          <w:szCs w:val="28"/>
+          <w:lang w:val="zxx" w:eastAsia="zxx" w:bidi="zxx"/>
+        </w:rPr>
+        <w:t>место непосредственного сохранения каждого найденного вхождения части образца как отдельного результата функция подсчитывает потенциальные совпадения полного образца с джокерами в массиве match_count размера len(text) + 1, изначально заполненном нулями.</w:t>
+      </w:r>
+    </w:p>
+    <w:p>
+      <w:pPr>
+        <w:pStyle w:val="ListParagraph"/>
+        <w:spacing w:lineRule="auto" w:line="360" w:before="0" w:after="0"/>
+        <w:ind w:firstLine="720" w:start="0"/>
+        <w:contextualSpacing w:val="false"/>
+        <w:jc w:val="both"/>
+        <w:rPr>
+          <w:b w:val="false"/>
+          <w:bCs w:val="false"/>
+          <w:i w:val="false"/>
+          <w:iCs w:val="false"/>
+          <w:sz w:val="28"/>
+          <w:szCs w:val="28"/>
+          <w:lang w:val="zxx" w:eastAsia="zxx" w:bidi="zxx"/>
+        </w:rPr>
+      </w:pPr>
+      <w:r>
+        <w:rPr>
+          <w:b w:val="false"/>
+          <w:bCs w:val="false"/>
+          <w:i w:val="false"/>
+          <w:iCs w:val="false"/>
+          <w:sz w:val="28"/>
+          <w:szCs w:val="28"/>
+          <w:lang w:val="zxx" w:eastAsia="zxx" w:bidi="zxx"/>
+        </w:rPr>
+        <w:t>После перехода в очередной узел current для очередного символа текста с индексом i организуется проход по цепочке узлов, начиная с current и далее по исходящим ссылкам node.exit, пока не будет достигнут корень или None. Для каждого терминального узла node на этом пути и для каждой сохранённой в нём позиции part_start из списка patternStarts вычисляется кандидат на позицию начала полного образца в тексте: start = i - node.patternLen - part_start + 2. Если полученная позиция start попадает в допустимый диапазон [1, len(text) - patternLen + 1] (то есть образец целиком помещается в текст, начиная с этой позиции), значение match_count[start] увеличивается на единицу.</w:t>
+      </w:r>
+    </w:p>
+    <w:p>
+      <w:pPr>
+        <w:pStyle w:val="ListParagraph"/>
+        <w:spacing w:lineRule="auto" w:line="360" w:before="0" w:after="0"/>
+        <w:ind w:firstLine="720" w:start="0"/>
+        <w:contextualSpacing w:val="false"/>
+        <w:jc w:val="both"/>
+        <w:rPr>
+          <w:b w:val="false"/>
+          <w:bCs w:val="false"/>
+          <w:i w:val="false"/>
+          <w:iCs w:val="false"/>
+          <w:sz w:val="28"/>
+          <w:szCs w:val="28"/>
+          <w:lang w:val="zxx" w:eastAsia="zxx" w:bidi="zxx"/>
+        </w:rPr>
+      </w:pPr>
+      <w:r>
+        <w:rPr>
+          <w:b w:val="false"/>
+          <w:bCs w:val="false"/>
+          <w:i w:val="false"/>
+          <w:iCs w:val="false"/>
+          <w:sz w:val="28"/>
+          <w:szCs w:val="28"/>
+          <w:lang w:val="zxx" w:eastAsia="zxx" w:bidi="zxx"/>
+        </w:rPr>
+        <w:t>После обработки всей строки текста выполняется итоговый проход по всем позициям от 1 до len(text): если для позиции i накопленное число совпадений match_count[i] равно общему числу непустых частей образца patternCount, значит все части образца найдены на своих ожидаемых относительных местах, а следовательно, весь образец с джокерами (с учётом любых символов на местах джокеров) начинается в тексте с позиции i. Такая позиция добавляется в список result, который возвращается функцией по завершении обработки.</w:t>
+      </w:r>
+    </w:p>
+    <w:p>
+      <w:pPr>
+        <w:pStyle w:val="ListParagraph"/>
+        <w:spacing w:lineRule="auto" w:line="360" w:before="0" w:after="0"/>
+        <w:ind w:firstLine="720" w:start="0"/>
+        <w:contextualSpacing w:val="false"/>
+        <w:jc w:val="both"/>
         <w:rPr>
           <w:b/>
           <w:bCs/>
@@ -2437,7 +2886,18 @@
           <w:szCs w:val="28"/>
           <w:lang w:val="zxx" w:eastAsia="zxx" w:bidi="zxx"/>
         </w:rPr>
-        <w:t>Описание функции search(text: str) -&gt; List[int]</w:t>
+      </w:pPr>
+      <w:r>
+        <w:rPr>
+          <w:b/>
+          <w:bCs/>
+          <w:i w:val="false"/>
+          <w:iCs w:val="false"/>
+          <w:sz w:val="28"/>
+          <w:szCs w:val="28"/>
+          <w:lang w:val="zxx" w:eastAsia="zxx" w:bidi="zxx"/>
+        </w:rPr>
+        <w:t>Описание функции main()</w:t>
       </w:r>
     </w:p>
     <w:p>
@@ -2467,7 +2927,37 @@
           <w:szCs w:val="28"/>
           <w:lang w:val="zxx" w:eastAsia="zxx" w:bidi="zxx"/>
         </w:rPr>
-        <w:t>Функция построена на основе базового алгоритма Ахо-Корасик: переход по автомату при обработке каждого символа текста выполняется так же, как и в search() задания 1 (с откатом по суффиксным ссылкам). Отличие состоит в том, что вместо непосредственного сохранения каждого найденного вхождения части образца как отдельного результата функция подсчитывает потенциальные совпадения полного образца с джокерами в массиве match_count размера len(text) + 1, изначально заполненном нулями.</w:t>
+        <w:t>Из стандартного ввода считываются строка text, строка pattern (образец с джокером) и строка wildcard (символ джокера). Создаётся пустой экземпляр класса Trie, для которого вызывается buildFromPattern(pattern, wildcard): образец разбивается на части, и по ним строится автомат. Затем вызывается search(text), возвращающая список позиций всех полных вхождений образца, который построчно печатается в стандартный вывод.</w:t>
+      </w:r>
+    </w:p>
+    <w:p>
+      <w:pPr>
+        <w:pStyle w:val="ListParagraph"/>
+        <w:spacing w:lineRule="auto" w:line="360" w:before="0" w:after="0"/>
+        <w:ind w:firstLine="720" w:start="0"/>
+        <w:contextualSpacing w:val="false"/>
+        <w:jc w:val="both"/>
+        <w:rPr>
+          <w:b w:val="false"/>
+          <w:bCs w:val="false"/>
+          <w:i/>
+          <w:iCs/>
+          <w:sz w:val="28"/>
+          <w:szCs w:val="28"/>
+          <w:lang w:val="zxx" w:eastAsia="zxx" w:bidi="zxx"/>
+        </w:rPr>
+      </w:pPr>
+      <w:r>
+        <w:rPr>
+          <w:b w:val="false"/>
+          <w:bCs w:val="false"/>
+          <w:i/>
+          <w:iCs/>
+          <w:sz w:val="28"/>
+          <w:szCs w:val="28"/>
+          <w:lang w:val="zxx" w:eastAsia="zxx" w:bidi="zxx"/>
+        </w:rPr>
+        <w:t>Задание 3</w:t>
       </w:r>
     </w:p>
     <w:p>
@@ -2497,7 +2987,37 @@
           <w:szCs w:val="28"/>
           <w:lang w:val="zxx" w:eastAsia="zxx" w:bidi="zxx"/>
         </w:rPr>
-        <w:t>После перехода в очередной узел current для очередного символа текста с индексом i организуется проход по цепочке узлов, начиная с current и далее по исходящим ссылкам node.exit, пока не будет достигнут корень или None. Для каждого терминального узла node на этом пути и для каждой сохранённой в нём позиции part_start из списка patternStarts вычисляется кандидат на позицию начала полного образца в тексте: start = i - node.patternLen - part_start + 2. Если полученная позиция start попадает в допустимый диапазон [1, len(text) - patternLen + 1] (то есть образец целиком помещается в текст, начиная с этой позиции), значение match_count[start] увеличивается на единицу.</w:t>
+        <w:t>Для выполнения задания 3 дополнительно к программе 1 задания реализованы функции countNodes() и findOverlappingMatches(matches), а также внесены коррективы в main().</w:t>
+      </w:r>
+    </w:p>
+    <w:p>
+      <w:pPr>
+        <w:pStyle w:val="ListParagraph"/>
+        <w:spacing w:lineRule="auto" w:line="360" w:before="0" w:after="0"/>
+        <w:ind w:firstLine="720" w:start="0"/>
+        <w:contextualSpacing w:val="false"/>
+        <w:jc w:val="both"/>
+        <w:rPr>
+          <w:b/>
+          <w:bCs/>
+          <w:i w:val="false"/>
+          <w:iCs w:val="false"/>
+          <w:sz w:val="28"/>
+          <w:szCs w:val="28"/>
+          <w:lang w:val="zxx" w:eastAsia="zxx" w:bidi="zxx"/>
+        </w:rPr>
+      </w:pPr>
+      <w:r>
+        <w:rPr>
+          <w:b/>
+          <w:bCs/>
+          <w:i w:val="false"/>
+          <w:iCs w:val="false"/>
+          <w:sz w:val="28"/>
+          <w:szCs w:val="28"/>
+          <w:lang w:val="zxx" w:eastAsia="zxx" w:bidi="zxx"/>
+        </w:rPr>
+        <w:t>Описание функции countNodes() -&gt; int</w:t>
       </w:r>
     </w:p>
     <w:p>
@@ -2527,7 +3047,31 @@
           <w:szCs w:val="28"/>
           <w:lang w:val="zxx" w:eastAsia="zxx" w:bidi="zxx"/>
         </w:rPr>
-        <w:t>После обработки всей строки текста выполняется итоговый проход по всем позициям от 1 до len(text): если для позиции i накопленное число совпадений match_count[i] равно общему числу непустых частей образца patternCount, значит все части образца найдены на своих ожидаемых относительных местах, а следовательно, весь образец с джокерами (с учётом любых символов на местах джокеров) начинается в тексте с позиции i. Такая позиция добавляется в список result, который возвращается функцией по завершении обработки.</w:t>
+        <w:t>Функция подсчитывает общее количество вершин построенного автомата. Выполняется обход бора в ширину: в очередь queue помещается корень root, после чего в цикле, пока очередь не пуста, из неё извлекается очередной узел node, счётчик count увеличивается на единицу, а все дочерние узлы из node.children добавляются в очередь для последующей обработки. По окончании обхода функция возвращает значение count числ</w:t>
+      </w:r>
+      <w:r>
+        <w:rPr>
+          <w:b w:val="false"/>
+          <w:bCs w:val="false"/>
+          <w:i w:val="false"/>
+          <w:iCs w:val="false"/>
+          <w:sz w:val="28"/>
+          <w:szCs w:val="28"/>
+          <w:lang w:val="zxx" w:eastAsia="zxx" w:bidi="zxx"/>
+        </w:rPr>
+        <w:t>а</w:t>
+      </w:r>
+      <w:r>
+        <w:rPr>
+          <w:b w:val="false"/>
+          <w:bCs w:val="false"/>
+          <w:i w:val="false"/>
+          <w:iCs w:val="false"/>
+          <w:sz w:val="28"/>
+          <w:szCs w:val="28"/>
+          <w:lang w:val="zxx" w:eastAsia="zxx" w:bidi="zxx"/>
+        </w:rPr>
+        <w:t xml:space="preserve"> узлов бора.</w:t>
       </w:r>
     </w:p>
     <w:p>
@@ -2557,7 +3101,7 @@
           <w:szCs w:val="28"/>
           <w:lang w:val="zxx" w:eastAsia="zxx" w:bidi="zxx"/>
         </w:rPr>
-        <w:t>Описание функции main()</w:t>
+        <w:t>Описание функции findOverlappingMatches(matches: List[Tuple[int, int]]) -&gt; List[Tuple[int, int]]</w:t>
       </w:r>
     </w:p>
     <w:p>
@@ -2587,37 +3131,7 @@
           <w:szCs w:val="28"/>
           <w:lang w:val="zxx" w:eastAsia="zxx" w:bidi="zxx"/>
         </w:rPr>
-        <w:t>Из стандартного ввода считываются строка text, строка pattern (образец с джокером) и строка wildcard (символ джокера). Создаётся пустой экземпляр класса Trie, для которого вызывается buildFromPattern(pattern, wildcard): образец разбивается на части, и по ним строится автомат. Затем вызывается search(text), возвращающая список позиций всех полных вхождений образца, который построчно печатается в стандартный вывод.</w:t>
-      </w:r>
-    </w:p>
-    <w:p>
-      <w:pPr>
-        <w:pStyle w:val="ListParagraph"/>
-        <w:spacing w:lineRule="auto" w:line="360" w:before="0" w:after="0"/>
-        <w:ind w:firstLine="720" w:start="0"/>
-        <w:contextualSpacing w:val="false"/>
-        <w:jc w:val="both"/>
-        <w:rPr>
-          <w:b w:val="false"/>
-          <w:bCs w:val="false"/>
-          <w:i/>
-          <w:iCs/>
-          <w:sz w:val="28"/>
-          <w:szCs w:val="28"/>
-          <w:lang w:val="zxx" w:eastAsia="zxx" w:bidi="zxx"/>
-        </w:rPr>
-      </w:pPr>
-      <w:r>
-        <w:rPr>
-          <w:b w:val="false"/>
-          <w:bCs w:val="false"/>
-          <w:i/>
-          <w:iCs/>
-          <w:sz w:val="28"/>
-          <w:szCs w:val="28"/>
-          <w:lang w:val="zxx" w:eastAsia="zxx" w:bidi="zxx"/>
-        </w:rPr>
-        <w:t>Задание 3</w:t>
+        <w:t>На вход подаётся список найденных ранее вхождений matches, каждый элемент которого – пара (pos, patternIndex): позиция начала вхождения и номер образца. Функция определяет, какие из найденных вхождений пересекаются (перекрываются по занимаемым позициям в тексте) хотя бы с одним другим найденным вхождением.</w:t>
       </w:r>
     </w:p>
     <w:p>
@@ -2647,7 +3161,88 @@
           <w:szCs w:val="28"/>
           <w:lang w:val="zxx" w:eastAsia="zxx" w:bidi="zxx"/>
         </w:rPr>
-        <w:t>Для выполнения задания 3 дополнительно к программе 1 задания реализованы функции countNodes() и findOverlappingMatches(matches), а также внесены коррективы в main().</w:t>
+        <w:t xml:space="preserve">Для каждого вхождения (pos, patternIndex) из matches по словарю patternLens (заполняемому при добавлении образцов в бор) определяется длина соответствующего образца patternLen, и вычисляются границы занимаемого этим вхождением отрезка текста: start = pos, end = pos + patternLen - 1. Далее для этого вхождения выполняется вложенный проход по всем остальным вхождениям (other_pos, other_patternIndex) из matches (кроме самого себя): для каждого из них также вычисляются его границы other_start, other_end, и проверяется условие пересечения отрезков: start &lt;= other_end and other_start &lt;= end. Если условие выполнено хотя бы для одного другого вхождения, исходное вхождение (pos, patternIndex) </w:t>
+      </w:r>
+      <w:r>
+        <w:rPr>
+          <w:b w:val="false"/>
+          <w:bCs w:val="false"/>
+          <w:i w:val="false"/>
+          <w:iCs w:val="false"/>
+          <w:sz w:val="28"/>
+          <w:szCs w:val="28"/>
+          <w:lang w:val="zxx" w:eastAsia="zxx" w:bidi="zxx"/>
+        </w:rPr>
+        <w:t xml:space="preserve">обозначаем </w:t>
+      </w:r>
+      <w:r>
+        <w:rPr>
+          <w:b w:val="false"/>
+          <w:bCs w:val="false"/>
+          <w:i w:val="false"/>
+          <w:iCs w:val="false"/>
+          <w:sz w:val="28"/>
+          <w:szCs w:val="28"/>
+          <w:lang w:val="zxx" w:eastAsia="zxx" w:bidi="zxx"/>
+        </w:rPr>
+        <w:t>пересекающимся и добавляе</w:t>
+      </w:r>
+      <w:r>
+        <w:rPr>
+          <w:b w:val="false"/>
+          <w:bCs w:val="false"/>
+          <w:i w:val="false"/>
+          <w:iCs w:val="false"/>
+          <w:sz w:val="28"/>
+          <w:szCs w:val="28"/>
+          <w:lang w:val="zxx" w:eastAsia="zxx" w:bidi="zxx"/>
+        </w:rPr>
+        <w:t>м</w:t>
+      </w:r>
+      <w:r>
+        <w:rPr>
+          <w:b w:val="false"/>
+          <w:bCs w:val="false"/>
+          <w:i w:val="false"/>
+          <w:iCs w:val="false"/>
+          <w:sz w:val="28"/>
+          <w:szCs w:val="28"/>
+          <w:lang w:val="zxx" w:eastAsia="zxx" w:bidi="zxx"/>
+        </w:rPr>
+        <w:t xml:space="preserve"> в результирующий список overlapping.</w:t>
+      </w:r>
+    </w:p>
+    <w:p>
+      <w:pPr>
+        <w:pStyle w:val="ListParagraph"/>
+        <w:spacing w:lineRule="auto" w:line="360" w:before="0" w:after="0"/>
+        <w:ind w:firstLine="720" w:start="0"/>
+        <w:contextualSpacing w:val="false"/>
+        <w:jc w:val="both"/>
+        <w:rPr>
+          <w:b w:val="false"/>
+          <w:bCs w:val="false"/>
+          <w:i w:val="false"/>
+          <w:iCs w:val="false"/>
+          <w:sz w:val="28"/>
+          <w:szCs w:val="28"/>
+          <w:lang w:val="zxx" w:eastAsia="zxx" w:bidi="zxx"/>
+        </w:rPr>
+      </w:pPr>
+      <w:r>
+        <w:rPr>
+          <w:b w:val="false"/>
+          <w:bCs w:val="false"/>
+          <w:i w:val="false"/>
+          <w:iCs w:val="false"/>
+          <w:sz w:val="28"/>
+          <w:szCs w:val="28"/>
+          <w:lang w:val="zxx" w:eastAsia="zxx" w:bidi="zxx"/>
+        </w:rPr>
+        <w:t>По завершении обработки всех вхождений возвращается список overlapping, содержащий все вхождения, имеющие хотя бы одно пересечение с другими найденными вхождениями.</w:t>
+      </w:r>
+      <w:r>
+        <w:br w:type="page"/>
       </w:r>
     </w:p>
     <w:p>
@@ -2677,7 +3272,7 @@
           <w:szCs w:val="28"/>
           <w:lang w:val="zxx" w:eastAsia="zxx" w:bidi="zxx"/>
         </w:rPr>
-        <w:t>Описание функции countNodes() -&gt; int</w:t>
+        <w:t>Описание функции main()</w:t>
       </w:r>
     </w:p>
     <w:p>
@@ -2707,7 +3302,7 @@
           <w:szCs w:val="28"/>
           <w:lang w:val="zxx" w:eastAsia="zxx" w:bidi="zxx"/>
         </w:rPr>
-        <w:t>Функция подсчитывает общее количество вершин построенного автомата. Выполняется обход бора в ширину: в очередь queue помещается корень root, после чего в цикле, пока очередь не пуста, из неё извлекается очередной узел node, счётчик count увеличивается на единицу, а все дочерние узлы из node.children добавляются в очередь для последующей обработки. По окончании обхода функция возвращает значение count — суммарное число всех узлов бора, включая корень.</w:t>
+        <w:t>Аналогично main() задания 1, из стандартного ввода считываются text, число образцов n и сами образцы, строится автомат (Trie), после чего дополнительно вызывается countNodes() для подсчёта и вывода числа вершин автомата. Далее вызывается search(text); полученный список результатов сортируется и выводится построчно. Затем к этому же списку результатов применяется findOverlappingMatches(); возвращаемый список также сортируется по тем же правилам (сначала по позиции, затем по номеру образца) и выводится построчно.</w:t>
       </w:r>
     </w:p>
     <w:p>
@@ -2718,186 +3313,6 @@
         <w:contextualSpacing w:val="false"/>
         <w:jc w:val="both"/>
         <w:rPr>
-          <w:b/>
-          <w:bCs/>
-          <w:i w:val="false"/>
-          <w:iCs w:val="false"/>
-          <w:sz w:val="28"/>
-          <w:szCs w:val="28"/>
-          <w:lang w:val="zxx" w:eastAsia="zxx" w:bidi="zxx"/>
-        </w:rPr>
-      </w:pPr>
-      <w:r>
-        <w:rPr>
-          <w:b/>
-          <w:bCs/>
-          <w:i w:val="false"/>
-          <w:iCs w:val="false"/>
-          <w:sz w:val="28"/>
-          <w:szCs w:val="28"/>
-          <w:lang w:val="zxx" w:eastAsia="zxx" w:bidi="zxx"/>
-        </w:rPr>
-        <w:t>Описание функции findOverlappingMatches(matches: List[Tuple[int, int]]) -&gt; List[Tuple[int, int]]</w:t>
-      </w:r>
-    </w:p>
-    <w:p>
-      <w:pPr>
-        <w:pStyle w:val="ListParagraph"/>
-        <w:spacing w:lineRule="auto" w:line="360" w:before="0" w:after="0"/>
-        <w:ind w:firstLine="720" w:start="0"/>
-        <w:contextualSpacing w:val="false"/>
-        <w:jc w:val="both"/>
-        <w:rPr>
-          <w:b w:val="false"/>
-          <w:bCs w:val="false"/>
-          <w:i w:val="false"/>
-          <w:iCs w:val="false"/>
-          <w:sz w:val="28"/>
-          <w:szCs w:val="28"/>
-          <w:lang w:val="zxx" w:eastAsia="zxx" w:bidi="zxx"/>
-        </w:rPr>
-      </w:pPr>
-      <w:r>
-        <w:rPr>
-          <w:b w:val="false"/>
-          <w:bCs w:val="false"/>
-          <w:i w:val="false"/>
-          <w:iCs w:val="false"/>
-          <w:sz w:val="28"/>
-          <w:szCs w:val="28"/>
-          <w:lang w:val="zxx" w:eastAsia="zxx" w:bidi="zxx"/>
-        </w:rPr>
-        <w:t>На вход подаётся список найденных ранее вхождений matches, каждый элемент которого — пара (pos, patternIndex): позиция начала вхождения и номер образца. Функция определяет, какие из найденных вхождений пересекаются (перекрываются по занимаемым позициям в тексте) хотя бы с одним другим найденным вхождением.</w:t>
-      </w:r>
-    </w:p>
-    <w:p>
-      <w:pPr>
-        <w:pStyle w:val="ListParagraph"/>
-        <w:spacing w:lineRule="auto" w:line="360" w:before="0" w:after="0"/>
-        <w:ind w:firstLine="720" w:start="0"/>
-        <w:contextualSpacing w:val="false"/>
-        <w:jc w:val="both"/>
-        <w:rPr>
-          <w:b w:val="false"/>
-          <w:bCs w:val="false"/>
-          <w:i w:val="false"/>
-          <w:iCs w:val="false"/>
-          <w:sz w:val="28"/>
-          <w:szCs w:val="28"/>
-          <w:lang w:val="zxx" w:eastAsia="zxx" w:bidi="zxx"/>
-        </w:rPr>
-      </w:pPr>
-      <w:r>
-        <w:rPr>
-          <w:b w:val="false"/>
-          <w:bCs w:val="false"/>
-          <w:i w:val="false"/>
-          <w:iCs w:val="false"/>
-          <w:sz w:val="28"/>
-          <w:szCs w:val="28"/>
-          <w:lang w:val="zxx" w:eastAsia="zxx" w:bidi="zxx"/>
-        </w:rPr>
-        <w:t>Для каждого вхождения (pos, patternIndex) из matches по словарю patternLens (заполняемому при добавлении образцов в бор) определяется длина соответствующего образца patternLen, и вычисляются границы занимаемого этим вхождением отрезка текста: start = pos, end = pos + patternLen - 1. Далее для этого вхождения выполняется вложенный проход по всем остальным вхождениям (other_pos, other_patternIndex) из matches (кроме самого себя): для каждого из них также вычисляются его границы other_start, other_end, и проверяется условие пересечения отрезков: start &lt;= other_end and other_start &lt;= end. Если условие выполнено хотя бы для одного другого вхождения, исходное вхождение (pos, patternIndex) признаётся пересекающимся и добавляется в результирующий список overlapping.</w:t>
-      </w:r>
-    </w:p>
-    <w:p>
-      <w:pPr>
-        <w:pStyle w:val="ListParagraph"/>
-        <w:spacing w:lineRule="auto" w:line="360" w:before="0" w:after="0"/>
-        <w:ind w:firstLine="720" w:start="0"/>
-        <w:contextualSpacing w:val="false"/>
-        <w:jc w:val="both"/>
-        <w:rPr>
-          <w:b w:val="false"/>
-          <w:bCs w:val="false"/>
-          <w:i w:val="false"/>
-          <w:iCs w:val="false"/>
-          <w:sz w:val="28"/>
-          <w:szCs w:val="28"/>
-          <w:lang w:val="zxx" w:eastAsia="zxx" w:bidi="zxx"/>
-        </w:rPr>
-      </w:pPr>
-      <w:r>
-        <w:rPr>
-          <w:b w:val="false"/>
-          <w:bCs w:val="false"/>
-          <w:i w:val="false"/>
-          <w:iCs w:val="false"/>
-          <w:sz w:val="28"/>
-          <w:szCs w:val="28"/>
-          <w:lang w:val="zxx" w:eastAsia="zxx" w:bidi="zxx"/>
-        </w:rPr>
-        <w:t>По завершении обработки всех вхождений возвращается список overlapping, содержащий все вхождения, имеющие хотя бы одно пересечение с другими найденными вхождениями.</w:t>
-      </w:r>
-    </w:p>
-    <w:p>
-      <w:pPr>
-        <w:pStyle w:val="ListParagraph"/>
-        <w:spacing w:lineRule="auto" w:line="360" w:before="0" w:after="0"/>
-        <w:ind w:firstLine="720" w:start="0"/>
-        <w:contextualSpacing w:val="false"/>
-        <w:jc w:val="both"/>
-        <w:rPr>
-          <w:b/>
-          <w:bCs/>
-          <w:i w:val="false"/>
-          <w:iCs w:val="false"/>
-          <w:sz w:val="28"/>
-          <w:szCs w:val="28"/>
-          <w:lang w:val="zxx" w:eastAsia="zxx" w:bidi="zxx"/>
-        </w:rPr>
-      </w:pPr>
-      <w:r>
-        <w:rPr>
-          <w:b/>
-          <w:bCs/>
-          <w:i w:val="false"/>
-          <w:iCs w:val="false"/>
-          <w:sz w:val="28"/>
-          <w:szCs w:val="28"/>
-          <w:lang w:val="zxx" w:eastAsia="zxx" w:bidi="zxx"/>
-        </w:rPr>
-        <w:t>Описание функции main()</w:t>
-      </w:r>
-    </w:p>
-    <w:p>
-      <w:pPr>
-        <w:pStyle w:val="ListParagraph"/>
-        <w:spacing w:lineRule="auto" w:line="360" w:before="0" w:after="0"/>
-        <w:ind w:firstLine="720" w:start="0"/>
-        <w:contextualSpacing w:val="false"/>
-        <w:jc w:val="both"/>
-        <w:rPr>
-          <w:b w:val="false"/>
-          <w:bCs w:val="false"/>
-          <w:i w:val="false"/>
-          <w:iCs w:val="false"/>
-          <w:sz w:val="28"/>
-          <w:szCs w:val="28"/>
-          <w:lang w:val="zxx" w:eastAsia="zxx" w:bidi="zxx"/>
-        </w:rPr>
-      </w:pPr>
-      <w:r>
-        <w:rPr>
-          <w:b w:val="false"/>
-          <w:bCs w:val="false"/>
-          <w:i w:val="false"/>
-          <w:iCs w:val="false"/>
-          <w:sz w:val="28"/>
-          <w:szCs w:val="28"/>
-          <w:lang w:val="zxx" w:eastAsia="zxx" w:bidi="zxx"/>
-        </w:rPr>
-        <w:t>Аналогично main() задания 1, из стандартного ввода считываются text, число образцов n и сами образцы, строится автомат (Trie), после чего дополнительно вызывается countNodes() для подсчёта и вывода числа вершин автомата. Далее вызывается search(text); полученный список результатов сортируется и выводится построчно. Затем к этому же списку результатов применяется findOverlappingMatches(); возвращаемый список также сортируется по тем же правилам (сначала по позиции, затем по номеру образца) и выводится построчно.</w:t>
-      </w:r>
-    </w:p>
-    <w:p>
-      <w:pPr>
-        <w:pStyle w:val="ListParagraph"/>
-        <w:spacing w:lineRule="auto" w:line="360" w:before="0" w:after="0"/>
-        <w:ind w:firstLine="720" w:start="0"/>
-        <w:contextualSpacing w:val="false"/>
-        <w:jc w:val="both"/>
-        <w:rPr>
           <w:lang w:val="zxx" w:eastAsia="zxx" w:bidi="zxx"/>
         </w:rPr>
       </w:pPr>
@@ -2930,7 +3345,7 @@
           <w:szCs w:val="28"/>
           <w:lang w:val="zxx" w:eastAsia="zxx" w:bidi="zxx"/>
         </w:rPr>
-        <w:t>Сложность алгоритма Ахо-Корасик, где M — суммарная длина всех образцов набора patterns, N — длина текста text, K — число найденных в тексте вхождений образцов:</w:t>
+        <w:t>Сложность алгоритма Ахо-Корасик, где M – суммарная длина всех образцов набора patterns, N – длина текста text, K – число найденных в тексте вхождений образцов:</w:t>
       </w:r>
     </w:p>
     <w:p>
@@ -2961,7 +3376,7 @@
           <w:szCs w:val="28"/>
           <w:lang w:val="zxx" w:eastAsia="zxx" w:bidi="zxx"/>
         </w:rPr>
-        <w:t xml:space="preserve"> O(M + N + K), поскольку за O(M) строится бор и автомат (суффиксные ссылки suff и исходящие ссылки exit — функции _add_pattern и _build_automaton), а далее основным циклом процедуры поиска (функция search) текст обрабатывается за O(N), и ещё O(K) уходит на то, чтобы вывести через цепочку exit-ссылок каждое дополнительно найденное вхождение; сложением получаем итоговую асимптотику.</w:t>
+        <w:t xml:space="preserve"> O(M + N + K), поскольку за O(M) строится бор и автомат (суффиксные ссылки suff и исходящие ссылки exit – функции _add_pattern и _build_automaton), а далее основным циклом процедуры поиска (функция search) текст обрабатывается за O(N), и ещё O(K) уходит на то, чтобы вывести через цепочку exit-ссылок каждое дополнительно найденное вхождение; сложением получаем итоговую асимптотику.</w:t>
       </w:r>
     </w:p>
     <w:p>
@@ -2992,7 +3407,7 @@
           <w:szCs w:val="28"/>
           <w:lang w:val="zxx" w:eastAsia="zxx" w:bidi="zxx"/>
         </w:rPr>
-        <w:t xml:space="preserve"> O(M + K), поскольку нужно создать и хранить бор с автоматом, размер которого зависит от суммарной длины образцов, для которых он создаётся, — O(M). Также создаётся список для хранения выходных данных — найденных вхождений образцов в текст, который в худшем случае составляет O(K), поэтому оценка худшего случая — O(M + K).</w:t>
+        <w:t xml:space="preserve"> O(M + K), поскольку нужно создать и хранить бор с автоматом, размер которого зависит от суммарной длины образцов, для которых он создаётся, – O(M). Также создаётся список для хранения выходных данных – найденных вхождений образцов в текст, который в худшем случае составляет O(K), поэтому оценка худшего случая – O(M + K).</w:t>
       </w:r>
     </w:p>
     <w:p>
@@ -3013,7 +3428,25 @@
           <w:szCs w:val="28"/>
           <w:lang w:val="zxx" w:eastAsia="zxx" w:bidi="zxx"/>
         </w:rPr>
-        <w:t>Для задания 2 (поиск образца с джокером), где L — длина образца с джокером (без учёта разбиения на части), N — длина текста:</w:t>
+        <w:t xml:space="preserve">Для </w:t>
+      </w:r>
+      <w:r>
+        <w:rPr>
+          <w:i/>
+          <w:iCs/>
+          <w:sz w:val="28"/>
+          <w:szCs w:val="28"/>
+          <w:lang w:val="zxx" w:eastAsia="zxx" w:bidi="zxx"/>
+        </w:rPr>
+        <w:t xml:space="preserve">задания 2 </w:t>
+      </w:r>
+      <w:r>
+        <w:rPr>
+          <w:sz w:val="28"/>
+          <w:szCs w:val="28"/>
+          <w:lang w:val="zxx" w:eastAsia="zxx" w:bidi="zxx"/>
+        </w:rPr>
+        <w:t>(поиск образца с джокером), где L – длина образца с джокером (без учёта разбиения на части), N – длина текста:</w:t>
       </w:r>
     </w:p>
     <w:p>
@@ -3075,7 +3508,7 @@
           <w:szCs w:val="28"/>
           <w:lang w:val="zxx" w:eastAsia="zxx" w:bidi="zxx"/>
         </w:rPr>
-        <w:t xml:space="preserve"> O(L + N), поскольку бор занимает O(L), а массив match_count размера N + 1 для подсчёта совпадений частей — ещё O(N).</w:t>
+        <w:t xml:space="preserve"> O(L + N), поскольку бор занимает O(L), а массив match_count размера N + 1 для подсчёта совпадений частей – ещё O(N).</w:t>
       </w:r>
     </w:p>
     <w:p>
@@ -3096,7 +3529,25 @@
           <w:szCs w:val="28"/>
           <w:lang w:val="zxx" w:eastAsia="zxx" w:bidi="zxx"/>
         </w:rPr>
-        <w:t>Для задания 3 (подсчёт вершин автомата и пересечений найденных вхождений) — дополнительно к сложности O(M + N + K) поиска:</w:t>
+        <w:t xml:space="preserve">Для </w:t>
+      </w:r>
+      <w:r>
+        <w:rPr>
+          <w:i/>
+          <w:iCs/>
+          <w:sz w:val="28"/>
+          <w:szCs w:val="28"/>
+          <w:lang w:val="zxx" w:eastAsia="zxx" w:bidi="zxx"/>
+        </w:rPr>
+        <w:t xml:space="preserve">задания 3 </w:t>
+      </w:r>
+      <w:r>
+        <w:rPr>
+          <w:sz w:val="28"/>
+          <w:szCs w:val="28"/>
+          <w:lang w:val="zxx" w:eastAsia="zxx" w:bidi="zxx"/>
+        </w:rPr>
+        <w:t>(подсчёт вершин автомата и пересечений найденных вхождений) дополнительно к сложности O(M + N + K) поиска:</w:t>
       </w:r>
     </w:p>
     <w:p>
@@ -3127,7 +3578,7 @@
           <w:szCs w:val="28"/>
           <w:lang w:val="zxx" w:eastAsia="zxx" w:bidi="zxx"/>
         </w:rPr>
-        <w:t xml:space="preserve"> ещё O(M) уходит на обход всех вершин бора и подсчёт их числа (функция countNodes), и O(K²) — на попарное сравнение границ всех найденных вхождений между собой (функция findOverlappingMatches).</w:t>
+        <w:t xml:space="preserve"> ещё O(M) уходит на обход всех вершин бора и подсчёт их числа (функция countNodes), и O(K²) – на попарное сравнение границ всех найденных вхождений между собой (функция findOverlappingMatches).</w:t>
       </w:r>
     </w:p>
     <w:p>
@@ -5321,7 +5772,7 @@
           <w:szCs w:val="28"/>
           <w:lang w:val="zxx" w:eastAsia="zxx" w:bidi="zxx"/>
         </w:rPr>
-        <w:t>Изучен, реализован алгоритм Ахо-Корасик, и применен для решения задачи множественного поиска образцов в тексте. Реализовано две модифицированных версии алгоритма: для поиска в тексте по образцу с символами-заполнителями (wildcard), и для поиска в тексте с нахождением пересекающихся вхождений паттернов (в соответствии с выданным вариантом 2).</w:t>
+        <w:t>Изучен, реализован и применен алгоритм Ахо-Корасик для решения задачи множественного поиска образцов в тексте. Реализовано две модифицированных версии алгоритма: для поиска в тексте по образцу с символами-заполнителями (wildcard), и для поиска в тексте с нахождением пересекающихся вхождений паттернов (в соответствии с выданным вариантом 2).</w:t>
       </w:r>
       <w:r>
         <w:br w:type="page"/>
@@ -21399,15 +21850,15 @@
     <w:rsid w:val="00ff0f95"/>
     <w:rPr/>
   </w:style>
-  <w:style w:type="character" w:styleId="Bulletsuser">
-    <w:name w:val="Bullets (user)"/>
+  <w:style w:type="character" w:styleId="Bullets">
+    <w:name w:val="Bullets"/>
     <w:qFormat/>
     <w:rPr>
       <w:rFonts w:ascii="OpenSymbol" w:hAnsi="OpenSymbol" w:eastAsia="OpenSymbol" w:cs="OpenSymbol"/>
     </w:rPr>
   </w:style>
-  <w:style w:type="character" w:styleId="Bullets">
-    <w:name w:val="Bullets"/>
+  <w:style w:type="character" w:styleId="Bulletsuser">
+    <w:name w:val="Bullets (user)"/>
     <w:qFormat/>
     <w:rPr>
       <w:rFonts w:ascii="OpenSymbol" w:hAnsi="OpenSymbol" w:eastAsia="OpenSymbol" w:cs="OpenSymbol"/>
